--- a/downloads/student/ai-3-week-02.docx
+++ b/downloads/student/ai-3-week-02.docx
@@ -2479,6 +2479,16 @@
     <w:p>
       <w:r>
         <w:t>These word labels and tiny tables are illustrative; path probability is not a measure of real-world truth.</w:t>
+      </w:r>
+    </w:p>
+    <w:p>
+      <w:r>
+        <w:t>Read the labelled picture: Why is 0.625 not a broken probability sum?</w:t>
+      </w:r>
+    </w:p>
+    <w:p>
+      <w:r>
+        <w:t>Change one thing: Raise end-given-sun to 0.8 and lower more-given-sun to 0.2. Predict the result before checking the explanation. What remains the same?</w:t>
       </w:r>
     </w:p>
     <w:p>
@@ -4624,6 +4634,187 @@
     <w:p>
       <w:r>
         <w:t>Attempt the independent case before hints. Record whether you worked alone, used a hint or followed a model. After feedback, fix the first unsupported step and explain why it changed. A later check uses a changed case, not a copied answer.</w:t>
+      </w:r>
+    </w:p>
+    <w:p>
+      <w:pPr>
+        <w:pStyle w:val="Heading1"/>
+      </w:pPr>
+      <w:r>
+        <w:t>15. Your lesson route</w:t>
+      </w:r>
+    </w:p>
+    <w:p>
+      <w:r>
+        <w:t>Start with this question: A fictional two-stage token tree illustrates next-token prediction.</w:t>
+      </w:r>
+    </w:p>
+    <w:tbl>
+      <w:tblPr>
+        <w:tblStyle w:val="LightShading-Accent1"/>
+        <w:tblW w:type="auto" w:w="0"/>
+        <w:tblLook w:firstColumn="1" w:firstRow="1" w:lastColumn="0" w:lastRow="0" w:noHBand="0" w:noVBand="1" w:val="04A0"/>
+      </w:tblPr>
+      <w:tblGrid>
+        <w:gridCol w:w="5112"/>
+        <w:gridCol w:w="5112"/>
+      </w:tblGrid>
+      <w:tr>
+        <w:trPr>
+          <w:tblHeader/>
+        </w:trPr>
+        <w:tc>
+          <w:tcPr>
+            <w:tcW w:type="dxa" w:w="5112"/>
+          </w:tcPr>
+          <w:p>
+            <w:r>
+              <w:t>By the end, I can</w:t>
+            </w:r>
+          </w:p>
+        </w:tc>
+        <w:tc>
+          <w:tcPr>
+            <w:tcW w:type="dxa" w:w="5112"/>
+          </w:tcPr>
+          <w:p>
+            <w:r>
+              <w:t>How I will show it</w:t>
+            </w:r>
+          </w:p>
+        </w:tc>
+      </w:tr>
+      <w:tr>
+        <w:tc>
+          <w:tcPr>
+            <w:tcW w:type="dxa" w:w="5112"/>
+          </w:tcPr>
+          <w:p>
+            <w:r>
+              <w:t>Check whether a next-token table is a valid probability distribution</w:t>
+            </w:r>
+          </w:p>
+        </w:tc>
+        <w:tc>
+          <w:tcPr>
+            <w:tcW w:type="dxa" w:w="5112"/>
+          </w:tcPr>
+          <w:p>
+            <w:r>
+              <w:t>Explain the deciding step, show a trace or test, and state one limit.</w:t>
+            </w:r>
+          </w:p>
+        </w:tc>
+      </w:tr>
+      <w:tr>
+        <w:tc>
+          <w:tcPr>
+            <w:tcW w:type="dxa" w:w="5112"/>
+          </w:tcPr>
+          <w:p>
+            <w:r>
+              <w:t>Calculate a two-step sequence probability using conditional probabilities</w:t>
+            </w:r>
+          </w:p>
+        </w:tc>
+        <w:tc>
+          <w:tcPr>
+            <w:tcW w:type="dxa" w:w="5112"/>
+          </w:tcPr>
+          <w:p>
+            <w:r>
+              <w:t>Explain the deciding step, show a trace or test, and state one limit.</w:t>
+            </w:r>
+          </w:p>
+        </w:tc>
+      </w:tr>
+      <w:tr>
+        <w:tc>
+          <w:tcPr>
+            <w:tcW w:type="dxa" w:w="5112"/>
+          </w:tcPr>
+          <w:p>
+            <w:r>
+              <w:t>Explain why token probability does not measure factual truth</w:t>
+            </w:r>
+          </w:p>
+        </w:tc>
+        <w:tc>
+          <w:tcPr>
+            <w:tcW w:type="dxa" w:w="5112"/>
+          </w:tcPr>
+          <w:p>
+            <w:r>
+              <w:t>Explain the deciding step, show a trace or test, and state one limit.</w:t>
+            </w:r>
+          </w:p>
+        </w:tc>
+      </w:tr>
+    </w:tbl>
+    <w:p>
+      <w:r>
+        <w:t>Remember → watch and explain → try with help → investigate → try independently → keep project evidence. Your teacher may spread this lesson across several classes.</w:t>
+      </w:r>
+    </w:p>
+    <w:p>
+      <w:r>
+        <w:t>Keep your first prediction. Compare it with what the evidence shows and explain any change.</w:t>
+      </w:r>
+    </w:p>
+    <w:p>
+      <w:pPr>
+        <w:pStyle w:val="Heading1"/>
+      </w:pPr>
+      <w:r>
+        <w:t>16. Finish and return</w:t>
+      </w:r>
+    </w:p>
+    <w:p>
+      <w:r>
+        <w:t>Close your notes. Explain this goal in your own words: Check whether a next-token table is a valid probability distribution</w:t>
+      </w:r>
+    </w:p>
+    <w:p>
+      <w:pPr>
+        <w:pStyle w:val="Heading3"/>
+      </w:pPr>
+      <w:r>
+        <w:t>My deciding step, evidence and one remaining question</w:t>
+      </w:r>
+    </w:p>
+    <w:p>
+      <w:r>
+        <w:t>________________________________________________________________</w:t>
+      </w:r>
+    </w:p>
+    <w:p>
+      <w:r>
+        <w:t>________________________________________________________________</w:t>
+      </w:r>
+    </w:p>
+    <w:p>
+      <w:r>
+        <w:t>________________________________________________________________</w:t>
+      </w:r>
+    </w:p>
+    <w:p>
+      <w:r>
+        <w:t>________________________________________________________________</w:t>
+      </w:r>
+    </w:p>
+    <w:p>
+      <w:r>
+        <w:t>________________________________________________________________</w:t>
+      </w:r>
+    </w:p>
+    <w:p>
+      <w:r>
+        <w:t>If you are unsure, return to the worked picture and explain one arrow. If you are ready, change an input or assumption and justify your prediction.</w:t>
+      </w:r>
+    </w:p>
+    <w:p>
+      <w:r>
+        <w:t>Save your workbook evidence. At the next review, try a different case before opening your old answer.</w:t>
       </w:r>
     </w:p>
     <w:sectPr>

--- a/downloads/student/ai-3-week-02.docx
+++ b/downloads/student/ai-3-week-02.docx
@@ -4815,6 +4815,197 @@
     <w:p>
       <w:r>
         <w:t>Save your workbook evidence. At the next review, try a different case before opening your old answer.</w:t>
+      </w:r>
+    </w:p>
+    <w:p>
+      <w:pPr>
+        <w:pStyle w:val="Heading1"/>
+      </w:pPr>
+      <w:r>
+        <w:t>17. Supported practice, repair and portfolio</w:t>
+      </w:r>
+    </w:p>
+    <w:p>
+      <w:r>
+        <w:t>Use this supported practice once, in the browser or on paper. Keep the reserved independent assessment for a separate first attempt before teacher feedback.</w:t>
+      </w:r>
+    </w:p>
+    <w:p>
+      <w:r>
+        <w:t>A fictional two-stage token tree illustrates next-token prediction.</w:t>
+      </w:r>
+    </w:p>
+    <w:p>
+      <w:pPr>
+        <w:pStyle w:val="Heading3"/>
+      </w:pPr>
+      <w:r>
+        <w:t>Practice 1: explain the deciding evidence</w:t>
+      </w:r>
+    </w:p>
+    <w:p>
+      <w:r>
+        <w:t>Which labelled step matches this detail? rain→end is the more probable of the two complete end paths.</w:t>
+      </w:r>
+    </w:p>
+    <w:p>
+      <w:r>
+        <w:t>1. Rain branches</w:t>
+      </w:r>
+    </w:p>
+    <w:p>
+      <w:r>
+        <w:t>2. Compare end paths</w:t>
+      </w:r>
+    </w:p>
+    <w:p>
+      <w:r>
+        <w:t>3. Sun branches</w:t>
+      </w:r>
+    </w:p>
+    <w:p>
+      <w:r>
+        <w:t>4. First distribution</w:t>
+      </w:r>
+    </w:p>
+    <w:p>
+      <w:pPr>
+        <w:pStyle w:val="Heading3"/>
+      </w:pPr>
+      <w:r>
+        <w:t>My selected conclusion, deciding fact and explanation</w:t>
+      </w:r>
+    </w:p>
+    <w:p>
+      <w:r>
+        <w:t>________________________________________________________________</w:t>
+      </w:r>
+    </w:p>
+    <w:p>
+      <w:r>
+        <w:t>________________________________________________________________</w:t>
+      </w:r>
+    </w:p>
+    <w:p>
+      <w:r>
+        <w:t>________________________________________________________________</w:t>
+      </w:r>
+    </w:p>
+    <w:p>
+      <w:r>
+        <w:t>________________________________________________________________</w:t>
+      </w:r>
+    </w:p>
+    <w:p>
+      <w:r>
+        <w:t>________________________________________________________________</w:t>
+      </w:r>
+    </w:p>
+    <w:p>
+      <w:r>
+        <w:t>Hint if needed: Read the steps in the pictorial case. Match the supplied detail to the stage that performs or records it.</w:t>
+      </w:r>
+    </w:p>
+    <w:p>
+      <w:r>
+        <w:t>After your attempt, compare with the supported explanation: Compare end paths rain→end is the more probable of the two complete end paths. Conditional probabilities describe what follows a particular prefix. Multiplying along a path gives its joint probability. The four branch products sum to 1, but the two end paths sum to 0.625 because more branches have not ended. Greedy decoding selects sun then more; it does not guarantee the most likely complete sequence.</w:t>
+      </w:r>
+    </w:p>
+    <w:p>
+      <w:pPr>
+        <w:pStyle w:val="Heading3"/>
+      </w:pPr>
+      <w:r>
+        <w:t>Practice 2: explain the deciding evidence</w:t>
+      </w:r>
+    </w:p>
+    <w:p>
+      <w:r>
+        <w:t>Changed-case practice: Raise end-given-sun to 0.8 and lower more-given-sun to 0.2. Which conclusion is supported by the supplied facts?</w:t>
+      </w:r>
+    </w:p>
+    <w:p>
+      <w:r>
+        <w:t>1. We can decide the result without examining the changed input or the procedure.</w:t>
+      </w:r>
+    </w:p>
+    <w:p>
+      <w:r>
+        <w:t>2. This one example guarantees correct results for every future input.</w:t>
+      </w:r>
+    </w:p>
+    <w:p>
+      <w:r>
+        <w:t>3. sun→end becomes 0.44, beating unchanged rain→end 0.405.</w:t>
+      </w:r>
+    </w:p>
+    <w:p>
+      <w:pPr>
+        <w:pStyle w:val="Heading3"/>
+      </w:pPr>
+      <w:r>
+        <w:t>My selected conclusion, deciding fact and explanation</w:t>
+      </w:r>
+    </w:p>
+    <w:p>
+      <w:r>
+        <w:t>________________________________________________________________</w:t>
+      </w:r>
+    </w:p>
+    <w:p>
+      <w:r>
+        <w:t>________________________________________________________________</w:t>
+      </w:r>
+    </w:p>
+    <w:p>
+      <w:r>
+        <w:t>________________________________________________________________</w:t>
+      </w:r>
+    </w:p>
+    <w:p>
+      <w:r>
+        <w:t>________________________________________________________________</w:t>
+      </w:r>
+    </w:p>
+    <w:p>
+      <w:r>
+        <w:t>________________________________________________________________</w:t>
+      </w:r>
+    </w:p>
+    <w:p>
+      <w:r>
+        <w:t>Hint if needed: Use the changed condition and the deciding step in the pictorial trace. The answer must say what follows from those facts.</w:t>
+      </w:r>
+    </w:p>
+    <w:p>
+      <w:r>
+        <w:t>After your attempt, compare with the supported explanation: sun→end becomes 0.44, beating unchanged rain→end 0.405. Changing one conditional distribution changes its path products while the first-token probabilities remain fixed.</w:t>
+      </w:r>
+    </w:p>
+    <w:p>
+      <w:pPr>
+        <w:pStyle w:val="Heading3"/>
+      </w:pPr>
+      <w:r>
+        <w:t>Repair a missing building block</w:t>
+      </w:r>
+    </w:p>
+    <w:p>
+      <w:r>
+        <w:t>Review Predictive and Generative AI (ai-3/1). Goal: Distinguish discriminative prediction from generation by inspecting the requested output. Short practice: Identify the first unsupported claim and explain what source would be needed before asserting it.. Return to this week and explain what you changed.</w:t>
+      </w:r>
+    </w:p>
+    <w:p>
+      <w:pPr>
+        <w:pStyle w:val="Heading3"/>
+      </w:pPr>
+      <w:r>
+        <w:t>Keep your completed work</w:t>
+      </w:r>
+    </w:p>
+    <w:p>
+      <w:r>
+        <w:t>Use Download completed work in the hosted lesson to export your answers, reflections, practice feedback and code-run evidence. Open the HTML copy to read or print it. Drafts stay in this browser when storage is available; clear drafts on a shared device.</w:t>
       </w:r>
     </w:p>
     <w:sectPr>

--- a/downloads/student/ai-3-week-02.docx
+++ b/downloads/student/ai-3-week-02.docx
@@ -42,6 +42,11 @@
       </w:r>
     </w:p>
     <w:p>
+      <w:r>
+        <w:t>Start with the target: Check whether a next-token table is a valid probability distribution. Try the recall before opening notes.</w:t>
+      </w:r>
+    </w:p>
+    <w:p>
       <w:pPr>
         <w:pStyle w:val="Heading3"/>
       </w:pPr>
@@ -50,17 +55,59 @@
       </w:r>
     </w:p>
     <w:p>
-      <w:r>
-        <w:t>I can check whether a next-token table is a valid probability distribution.</w:t>
-      </w:r>
-    </w:p>
-    <w:p>
-      <w:r>
-        <w:t>I can calculate a two-step sequence probability using conditional probabilities.</w:t>
-      </w:r>
-    </w:p>
-    <w:p>
-      <w:r>
+      <w:pPr>
+        <w:spacing w:line="336" w:lineRule="auto" w:after="180"/>
+      </w:pPr>
+      <w:r>
+        <w:rPr>
+          <w:b w:val="0"/>
+        </w:rPr>
+        <w:t xml:space="preserve">I can check whether a next-token table is a valid </w:t>
+      </w:r>
+      <w:r>
+        <w:rPr>
+          <w:b/>
+        </w:rPr>
+        <w:t>probability distribution</w:t>
+      </w:r>
+      <w:r>
+        <w:rPr>
+          <w:b w:val="0"/>
+        </w:rPr>
+        <w:t>.</w:t>
+      </w:r>
+    </w:p>
+    <w:p>
+      <w:pPr>
+        <w:spacing w:line="336" w:lineRule="auto" w:after="180"/>
+      </w:pPr>
+      <w:r>
+        <w:rPr>
+          <w:b w:val="0"/>
+        </w:rPr>
+        <w:t xml:space="preserve">I can calculate a two-step </w:t>
+      </w:r>
+      <w:r>
+        <w:rPr>
+          <w:b/>
+        </w:rPr>
+        <w:t>sequence probability</w:t>
+      </w:r>
+      <w:r>
+        <w:rPr>
+          <w:b w:val="0"/>
+        </w:rPr>
+        <w:t xml:space="preserve"> using conditional probabilities.</w:t>
+      </w:r>
+    </w:p>
+    <w:p>
+      <w:pPr>
+        <w:spacing w:line="336" w:lineRule="auto" w:after="180"/>
+      </w:pPr>
+      <w:r>
+        <w:rPr>
+          <w:b w:val="0"/>
+        </w:rPr>
         <w:t>I can explain why token probability does not measure factual truth.</w:t>
       </w:r>
     </w:p>
@@ -73,28 +120,106 @@
       </w:r>
     </w:p>
     <w:p>
-      <w:r>
+      <w:pPr>
+        <w:spacing w:line="336" w:lineRule="auto" w:after="180"/>
+      </w:pPr>
+      <w:r>
+        <w:rPr>
+          <w:b w:val="0"/>
+        </w:rPr>
         <w:t>Close your notes first. A rough first answer helps us choose the right starting point; it is not a score for your ability.</w:t>
       </w:r>
     </w:p>
     <w:p>
-      <w:r>
+      <w:pPr>
+        <w:spacing w:line="336" w:lineRule="auto" w:after="180"/>
+      </w:pPr>
+      <w:r>
+        <w:rPr>
+          <w:b w:val="0"/>
+        </w:rPr>
         <w:t>Without opening the old lesson, explain one key idea from Predictive and Generative AI. Give an example and a mistake that the idea helps you avoid.</w:t>
       </w:r>
     </w:p>
     <w:p>
-      <w:r>
-        <w:t>After trying, check the relevant lesson or ask your teacher. Change the part of your explanation that the evidence shows was wrong.</w:t>
-      </w:r>
-    </w:p>
-    <w:p>
-      <w:r>
-        <w:t>Week 2: A Distribution of Possibilities</w:t>
-      </w:r>
-    </w:p>
-    <w:p>
-      <w:r>
-        <w:t>A generator assigns different likelihoods to possible continuations.</w:t>
+      <w:pPr>
+        <w:spacing w:line="336" w:lineRule="auto" w:after="180"/>
+      </w:pPr>
+      <w:r>
+        <w:rPr>
+          <w:b w:val="0"/>
+        </w:rPr>
+        <w:t xml:space="preserve">After trying, check the relevant lesson or ask your teacher. Change the part of your explanation that the </w:t>
+      </w:r>
+      <w:r>
+        <w:rPr>
+          <w:b/>
+        </w:rPr>
+        <w:t>evidence</w:t>
+      </w:r>
+      <w:r>
+        <w:rPr>
+          <w:b w:val="0"/>
+        </w:rPr>
+        <w:t xml:space="preserve"> shows was wrong.</w:t>
+      </w:r>
+    </w:p>
+    <w:p>
+      <w:pPr>
+        <w:spacing w:line="336" w:lineRule="auto" w:after="180"/>
+      </w:pPr>
+      <w:r>
+        <w:rPr>
+          <w:b w:val="0"/>
+        </w:rPr>
+        <w:t xml:space="preserve">Week 2: A </w:t>
+      </w:r>
+      <w:r>
+        <w:rPr>
+          <w:b/>
+        </w:rPr>
+        <w:t>Distribution</w:t>
+      </w:r>
+      <w:r>
+        <w:rPr>
+          <w:b w:val="0"/>
+        </w:rPr>
+        <w:t xml:space="preserve"> of Possibilities</w:t>
+      </w:r>
+    </w:p>
+    <w:p>
+      <w:pPr>
+        <w:spacing w:line="336" w:lineRule="auto" w:after="180"/>
+      </w:pPr>
+      <w:r>
+        <w:rPr>
+          <w:b w:val="0"/>
+        </w:rPr>
+        <w:t xml:space="preserve">A generator assigns different </w:t>
+      </w:r>
+      <w:r>
+        <w:rPr>
+          <w:b/>
+        </w:rPr>
+        <w:t>likelihood</w:t>
+      </w:r>
+      <w:r>
+        <w:rPr>
+          <w:b w:val="0"/>
+        </w:rPr>
+        <w:t xml:space="preserve">s to possible </w:t>
+      </w:r>
+      <w:r>
+        <w:rPr>
+          <w:b/>
+        </w:rPr>
+        <w:t>continuation</w:t>
+      </w:r>
+      <w:r>
+        <w:rPr>
+          <w:b w:val="0"/>
+        </w:rPr>
+        <w:t>s.</w:t>
       </w:r>
     </w:p>
     <w:p>
@@ -134,17 +259,47 @@
       </w:r>
     </w:p>
     <w:p>
-      <w:r>
+      <w:pPr>
+        <w:spacing w:line="336" w:lineRule="auto" w:after="180"/>
+      </w:pPr>
+      <w:r>
+        <w:rPr>
+          <w:b/>
+        </w:rPr>
         <w:t>CREATOR MISSION</w:t>
       </w:r>
     </w:p>
     <w:p>
-      <w:r>
-        <w:t>Run a weighted-word simulation and compare repeated outputs.</w:t>
-      </w:r>
-    </w:p>
-    <w:p>
-      <w:r>
+      <w:pPr>
+        <w:spacing w:line="336" w:lineRule="auto" w:after="180"/>
+      </w:pPr>
+      <w:r>
+        <w:rPr>
+          <w:b w:val="0"/>
+        </w:rPr>
+        <w:t xml:space="preserve">Run a weighted-word simulation and compare repeated </w:t>
+      </w:r>
+      <w:r>
+        <w:rPr>
+          <w:b/>
+        </w:rPr>
+        <w:t>output</w:t>
+      </w:r>
+      <w:r>
+        <w:rPr>
+          <w:b w:val="0"/>
+        </w:rPr>
+        <w:t>s.</w:t>
+      </w:r>
+    </w:p>
+    <w:p>
+      <w:pPr>
+        <w:spacing w:line="336" w:lineRule="auto" w:after="180"/>
+      </w:pPr>
+      <w:r>
+        <w:rPr>
+          <w:b w:val="0"/>
+        </w:rPr>
         <w:t>Creator name and date:</w:t>
       </w:r>
     </w:p>
@@ -190,7 +345,14 @@
       </w:r>
     </w:p>
     <w:p>
-      <w:r>
+      <w:pPr>
+        <w:spacing w:line="336" w:lineRule="auto" w:after="180"/>
+        <w:shd w:fill="F5F1FB"/>
+      </w:pPr>
+      <w:r>
+        <w:rPr>
+          <w:b w:val="0"/>
+        </w:rPr>
         <w:t>Why must token counts name the vocabulary and special-token convention?</w:t>
       </w:r>
     </w:p>
@@ -203,7 +365,14 @@
       </w:r>
     </w:p>
     <w:p>
-      <w:r>
+      <w:pPr>
+        <w:spacing w:line="336" w:lineRule="auto" w:after="180"/>
+        <w:shd w:fill="F5F1FB"/>
+      </w:pPr>
+      <w:r>
+        <w:rPr>
+          <w:b w:val="0"/>
+        </w:rPr>
         <w:t>Do adjacent vocabulary IDs prove that their tokens have similar meanings?</w:t>
       </w:r>
     </w:p>
@@ -239,7 +408,13 @@
       </w:r>
     </w:p>
     <w:p>
-      <w:r>
+      <w:pPr>
+        <w:spacing w:line="336" w:lineRule="auto" w:after="180"/>
+      </w:pPr>
+      <w:r>
+        <w:rPr>
+          <w:b w:val="0"/>
+        </w:rPr>
         <w:t>By the end, I can multiply conditional probabilities to compare paths instead of only first tokens.</w:t>
       </w:r>
     </w:p>
@@ -253,17 +428,52 @@
     </w:p>
     <w:p>
       <w:r>
+        <w:t>Investigate the supplied A Distribution of Possibilities case. Separate observations, given facts and assumptions before choosing an explanation.</w:t>
+      </w:r>
+    </w:p>
+    <w:p>
+      <w:pPr>
+        <w:spacing w:line="336" w:lineRule="auto" w:after="180"/>
+      </w:pPr>
+      <w:r>
+        <w:rPr>
+          <w:b/>
+        </w:rPr>
         <w:t>PICTURE STORY</w:t>
       </w:r>
     </w:p>
     <w:p>
-      <w:r>
+      <w:pPr>
+        <w:spacing w:line="336" w:lineRule="auto" w:after="180"/>
+      </w:pPr>
+      <w:r>
+        <w:rPr>
+          <w:b w:val="0"/>
+        </w:rPr>
         <w:t>Notice → Predict → Explain</w:t>
       </w:r>
     </w:p>
     <w:p>
-      <w:r>
-        <w:t>Begin with visible evidence. Do not explain more than the picture and information support.</w:t>
+      <w:pPr>
+        <w:spacing w:line="336" w:lineRule="auto" w:after="180"/>
+      </w:pPr>
+      <w:r>
+        <w:rPr>
+          <w:b w:val="0"/>
+        </w:rPr>
+        <w:t xml:space="preserve">Begin with visible </w:t>
+      </w:r>
+      <w:r>
+        <w:rPr>
+          <w:b/>
+        </w:rPr>
+        <w:t>evidence</w:t>
+      </w:r>
+      <w:r>
+        <w:rPr>
+          <w:b w:val="0"/>
+        </w:rPr>
+        <w:t>. Do not explain more than the picture and information support.</w:t>
       </w:r>
     </w:p>
     <w:p>
@@ -303,18 +513,82 @@
       </w:r>
     </w:p>
     <w:p>
-      <w:r>
+      <w:pPr>
+        <w:pStyle w:val="Heading3"/>
+      </w:pPr>
+      <w:r>
+        <w:t>Start with this puzzle</w:t>
+      </w:r>
+    </w:p>
+    <w:p>
+      <w:pPr>
+        <w:spacing w:line="336" w:lineRule="auto" w:after="180"/>
+        <w:shd w:fill="F1F6FC"/>
+      </w:pPr>
+      <w:r>
+        <w:rPr>
+          <w:b w:val="0"/>
+        </w:rPr>
         <w:t>MYSTERY</w:t>
       </w:r>
     </w:p>
     <w:p>
-      <w:r>
-        <w:t>The learners must use a distribution of possibilities to solve a problem. What information do they have? What decision or calculation do they make? What would count as evidence that it worked?</w:t>
-      </w:r>
-    </w:p>
-    <w:p>
-      <w:r>
-        <w:t>Three observations (what you can point to):</w:t>
+      <w:pPr>
+        <w:spacing w:line="336" w:lineRule="auto" w:after="180"/>
+        <w:shd w:fill="F5F1FB"/>
+      </w:pPr>
+      <w:r>
+        <w:rPr>
+          <w:b w:val="0"/>
+        </w:rPr>
+        <w:t xml:space="preserve">The learners must use a </w:t>
+      </w:r>
+      <w:r>
+        <w:rPr>
+          <w:b/>
+        </w:rPr>
+        <w:t>distribution</w:t>
+      </w:r>
+      <w:r>
+        <w:rPr>
+          <w:b w:val="0"/>
+        </w:rPr>
+        <w:t xml:space="preserve"> of possibilities to solve a problem. What information do they have? What decision or calculation do they make? What would count as </w:t>
+      </w:r>
+      <w:r>
+        <w:rPr>
+          <w:b/>
+        </w:rPr>
+        <w:t>evidence</w:t>
+      </w:r>
+      <w:r>
+        <w:rPr>
+          <w:b w:val="0"/>
+        </w:rPr>
+        <w:t xml:space="preserve"> that it worked?</w:t>
+      </w:r>
+    </w:p>
+    <w:p>
+      <w:pPr>
+        <w:spacing w:line="336" w:lineRule="auto" w:after="180"/>
+      </w:pPr>
+      <w:r>
+        <w:rPr>
+          <w:b w:val="0"/>
+        </w:rPr>
+        <w:t xml:space="preserve">Three </w:t>
+      </w:r>
+      <w:r>
+        <w:rPr>
+          <w:b/>
+        </w:rPr>
+        <w:t>observation</w:t>
+      </w:r>
+      <w:r>
+        <w:rPr>
+          <w:b w:val="0"/>
+        </w:rPr>
+        <w:t>s (what you can point to):</w:t>
       </w:r>
     </w:p>
     <w:p>
@@ -351,8 +625,26 @@
       </w:r>
     </w:p>
     <w:p>
-      <w:r>
-        <w:t>My prediction and the clue supporting it:</w:t>
+      <w:pPr>
+        <w:spacing w:line="336" w:lineRule="auto" w:after="180"/>
+      </w:pPr>
+      <w:r>
+        <w:rPr>
+          <w:b w:val="0"/>
+        </w:rPr>
+        <w:t xml:space="preserve">My </w:t>
+      </w:r>
+      <w:r>
+        <w:rPr>
+          <w:b/>
+        </w:rPr>
+        <w:t>prediction</w:t>
+      </w:r>
+      <w:r>
+        <w:rPr>
+          <w:b w:val="0"/>
+        </w:rPr>
+        <w:t xml:space="preserve"> and the clue supporting it:</w:t>
       </w:r>
     </w:p>
     <w:p>
@@ -397,13 +689,59 @@
       </w:r>
     </w:p>
     <w:p>
-      <w:r>
-        <w:t>A constructed model uses prefix “Status:” and vocabulary alternatives ready, busy and unknown. Its next-token table is ready 0.5, busy 0.3, unknown 0.2. All entries are nonnegative and sum to 1. A probability belongs to a token under this prefix and model, not to that token in every situation. An omitted vocabulary alternative would make the interpretation incomplete unless its probability were explicitly zero.</w:t>
-      </w:r>
-    </w:p>
-    <w:p>
-      <w:r>
-        <w:t>A table containing 0.6,0.3,0.3 sums to 1.2 and is not already a probability distribution. If the values are nonnegative weights and the rule says normalise, divide each by 1.2. Do not silently treat weights as probabilities. Negative weights cannot be repaired by this simple normalisation rule.</w:t>
+      <w:pPr>
+        <w:spacing w:line="336" w:lineRule="auto" w:after="180"/>
+      </w:pPr>
+      <w:r>
+        <w:rPr>
+          <w:b w:val="0"/>
+        </w:rPr>
+        <w:t>A constructed model uses prefix “Status:” and vocabulary alternatives ready, busy and unknown. Its next-token table is ready 0.5, busy 0.3, unknown 0.2. All entries are nonnegative and sum to 1.</w:t>
+      </w:r>
+    </w:p>
+    <w:p>
+      <w:pPr>
+        <w:spacing w:line="336" w:lineRule="auto" w:after="180"/>
+      </w:pPr>
+      <w:r>
+        <w:rPr>
+          <w:b w:val="0"/>
+        </w:rPr>
+        <w:t>A probability belongs to a token under this prefix and model, not to that token in every situation. An omitted vocabulary alternative would make the interpretation incomplete unless its probability were explicitly zero.</w:t>
+      </w:r>
+    </w:p>
+    <w:p>
+      <w:pPr>
+        <w:spacing w:line="336" w:lineRule="auto" w:after="180"/>
+      </w:pPr>
+      <w:r>
+        <w:rPr>
+          <w:b w:val="0"/>
+        </w:rPr>
+        <w:t xml:space="preserve">A table containing 0.6,0.3,0.3 sums to 1.2 and is not already a </w:t>
+      </w:r>
+      <w:r>
+        <w:rPr>
+          <w:b/>
+        </w:rPr>
+        <w:t>probability distribution</w:t>
+      </w:r>
+      <w:r>
+        <w:rPr>
+          <w:b w:val="0"/>
+        </w:rPr>
+        <w:t>. If the values are nonnegative weights and the rule says normalise, divide each by 1.2. Do not silently treat weights as probabilities.</w:t>
+      </w:r>
+    </w:p>
+    <w:p>
+      <w:pPr>
+        <w:spacing w:line="336" w:lineRule="auto" w:after="180"/>
+      </w:pPr>
+      <w:r>
+        <w:rPr>
+          <w:b w:val="0"/>
+        </w:rPr>
+        <w:t>Negative weights cannot be repaired by this simple normalisation rule.</w:t>
       </w:r>
     </w:p>
     <w:p>
@@ -415,13 +753,107 @@
       </w:r>
     </w:p>
     <w:p>
-      <w:r>
-        <w:t>Use a two-token vocabulary: ID 1 means red with embedding [1,0]; ID 2 means blue with embedding [0,1]. This lookup table is constructed, not trained. The input red blue has embedding rows [1,0] and [0,1], so its shape is two sequence positions by two components. Reversing the text reverses the rows. ID 2 is not “twice as blue” as ID 1 is red.</w:t>
-      </w:r>
-    </w:p>
-    <w:p>
-      <w:r>
-        <w:t>A model needs a way to use order. A collection of vectors without any order-sensitive procedure may lose that distinction. We introduce one explicit toy scheme: add position vector [0,0] at position 0 and [2,0] at position 1. These invented values teach arithmetic; they are not a recommended production encoding.</w:t>
+      <w:pPr>
+        <w:spacing w:line="336" w:lineRule="auto" w:after="180"/>
+      </w:pPr>
+      <w:r>
+        <w:rPr>
+          <w:b w:val="0"/>
+        </w:rPr>
+        <w:t xml:space="preserve">Use a two-token vocabulary: ID 1 means red with </w:t>
+      </w:r>
+      <w:r>
+        <w:rPr>
+          <w:b/>
+        </w:rPr>
+        <w:t>embedding</w:t>
+      </w:r>
+      <w:r>
+        <w:rPr>
+          <w:b w:val="0"/>
+        </w:rPr>
+        <w:t xml:space="preserve"> [1,0]; ID 2 means blue with </w:t>
+      </w:r>
+      <w:r>
+        <w:rPr>
+          <w:b/>
+        </w:rPr>
+        <w:t>embedding</w:t>
+      </w:r>
+      <w:r>
+        <w:rPr>
+          <w:b w:val="0"/>
+        </w:rPr>
+        <w:t xml:space="preserve"> [0,1]. This lookup table is constructed, not trained.</w:t>
+      </w:r>
+    </w:p>
+    <w:p>
+      <w:pPr>
+        <w:spacing w:line="336" w:lineRule="auto" w:after="180"/>
+      </w:pPr>
+      <w:r>
+        <w:rPr>
+          <w:b w:val="0"/>
+        </w:rPr>
+        <w:t xml:space="preserve">The </w:t>
+      </w:r>
+      <w:r>
+        <w:rPr>
+          <w:b/>
+        </w:rPr>
+        <w:t>input</w:t>
+      </w:r>
+      <w:r>
+        <w:rPr>
+          <w:b w:val="0"/>
+        </w:rPr>
+        <w:t xml:space="preserve"> red blue has </w:t>
+      </w:r>
+      <w:r>
+        <w:rPr>
+          <w:b/>
+        </w:rPr>
+        <w:t>embedding</w:t>
+      </w:r>
+      <w:r>
+        <w:rPr>
+          <w:b w:val="0"/>
+        </w:rPr>
+        <w:t xml:space="preserve"> rows [1,0] and [0,1], so its shape is two sequence positions by two components. Reversing the text reverses the rows. ID 2 is not “twice as blue” as ID 1 is red.</w:t>
+      </w:r>
+    </w:p>
+    <w:p>
+      <w:pPr>
+        <w:spacing w:line="336" w:lineRule="auto" w:after="180"/>
+      </w:pPr>
+      <w:r>
+        <w:rPr>
+          <w:b w:val="0"/>
+        </w:rPr>
+        <w:t xml:space="preserve">A model needs a way to use order. A collection of vectors without any order-sensitive procedure may lose that distinction. We introduce one explicit toy scheme: add </w:t>
+      </w:r>
+      <w:r>
+        <w:rPr>
+          <w:b/>
+        </w:rPr>
+        <w:t>position vector</w:t>
+      </w:r>
+      <w:r>
+        <w:rPr>
+          <w:b w:val="0"/>
+        </w:rPr>
+        <w:t xml:space="preserve"> [0,0] at position 0 and [2,0] at position 1.</w:t>
+      </w:r>
+    </w:p>
+    <w:p>
+      <w:pPr>
+        <w:spacing w:line="336" w:lineRule="auto" w:after="180"/>
+      </w:pPr>
+      <w:r>
+        <w:rPr>
+          <w:b w:val="0"/>
+        </w:rPr>
+        <w:t>These invented values teach arithmetic; they are not a recommended production encoding.</w:t>
       </w:r>
     </w:p>
     <w:p>
@@ -434,16 +866,69 @@
     </w:p>
     <w:p>
       <w:r>
-        <w:t>VISUAL MECHANISM</w:t>
-      </w:r>
-    </w:p>
-    <w:p>
-      <w:r>
-        <w:t>Input → Process → Output</w:t>
-      </w:r>
-    </w:p>
-    <w:p>
-      <w:r>
+        <w:t>Follow the mechanism for A Distribution of Possibilities. Connect each labelled input, deciding step and result.</w:t>
+      </w:r>
+    </w:p>
+    <w:p>
+      <w:pPr>
+        <w:spacing w:line="336" w:lineRule="auto" w:after="180"/>
+      </w:pPr>
+      <w:r>
+        <w:rPr>
+          <w:b/>
+        </w:rPr>
+        <w:t xml:space="preserve">VISUAL </w:t>
+      </w:r>
+      <w:r>
+        <w:rPr>
+          <w:b/>
+        </w:rPr>
+        <w:t>MECHANISM</w:t>
+      </w:r>
+    </w:p>
+    <w:p>
+      <w:pPr>
+        <w:spacing w:line="336" w:lineRule="auto" w:after="180"/>
+      </w:pPr>
+      <w:r>
+        <w:rPr>
+          <w:b/>
+        </w:rPr>
+        <w:t>Input</w:t>
+      </w:r>
+      <w:r>
+        <w:rPr>
+          <w:b w:val="0"/>
+        </w:rPr>
+        <w:t xml:space="preserve"> → </w:t>
+      </w:r>
+      <w:r>
+        <w:rPr>
+          <w:b/>
+        </w:rPr>
+        <w:t>Process</w:t>
+      </w:r>
+      <w:r>
+        <w:rPr>
+          <w:b w:val="0"/>
+        </w:rPr>
+        <w:t xml:space="preserve"> → </w:t>
+      </w:r>
+      <w:r>
+        <w:rPr>
+          <w:b/>
+        </w:rPr>
+        <w:t>Output</w:t>
+      </w:r>
+    </w:p>
+    <w:p>
+      <w:pPr>
+        <w:spacing w:line="336" w:lineRule="auto" w:after="180"/>
+      </w:pPr>
+      <w:r>
+        <w:rPr>
+          <w:b w:val="0"/>
+        </w:rPr>
         <w:t>Trace the information. At each stage, ask what changed and how you could test it.</w:t>
       </w:r>
     </w:p>
@@ -484,7 +969,13 @@
       </w:r>
     </w:p>
     <w:p>
-      <w:r>
+      <w:pPr>
+        <w:spacing w:line="336" w:lineRule="auto" w:after="180"/>
+      </w:pPr>
+      <w:r>
+        <w:rPr>
+          <w:b w:val="0"/>
+        </w:rPr>
         <w:t>↓</w:t>
       </w:r>
     </w:p>
@@ -525,7 +1016,13 @@
       </w:r>
     </w:p>
     <w:p>
-      <w:r>
+      <w:pPr>
+        <w:spacing w:line="336" w:lineRule="auto" w:after="180"/>
+      </w:pPr>
+      <w:r>
+        <w:rPr>
+          <w:b w:val="0"/>
+        </w:rPr>
         <w:t>↓</w:t>
       </w:r>
     </w:p>
@@ -566,7 +1063,13 @@
       </w:r>
     </w:p>
     <w:p>
-      <w:r>
+      <w:pPr>
+        <w:spacing w:line="336" w:lineRule="auto" w:after="180"/>
+      </w:pPr>
+      <w:r>
+        <w:rPr>
+          <w:b w:val="0"/>
+        </w:rPr>
         <w:t>Which stage could fail even when the other two are correct? Explain:</w:t>
       </w:r>
     </w:p>
@@ -755,8 +1258,25 @@
       </w:tr>
     </w:tbl>
     <w:p>
-      <w:r>
-        <w:t>The probability of ready followed by end is 0.5*0.8 = 0.4. Ready followed by today is 0.5*0.2 = 0.1. Busy followed by end is 0.3*0.5 = 0.15, and busy followed by today is 0.15. Unknown followed by end is 0.2 and unknown followed by today is 0. Together these six two-step paths sum to 1. These products are chain-rule calculations; they do not assume the second token is independent of the first.</w:t>
+      <w:pPr>
+        <w:spacing w:line="336" w:lineRule="auto" w:after="180"/>
+      </w:pPr>
+      <w:r>
+        <w:rPr>
+          <w:b w:val="0"/>
+        </w:rPr>
+        <w:t>The probability of ready followed by end is 0.5*0.8 = 0.4. Ready followed by today is 0.5*0.2 = 0.1. Busy followed by end is 0.3*0.5 = 0.15, and busy followed by today is 0.15.</w:t>
+      </w:r>
+    </w:p>
+    <w:p>
+      <w:pPr>
+        <w:spacing w:line="336" w:lineRule="auto" w:after="180"/>
+      </w:pPr>
+      <w:r>
+        <w:rPr>
+          <w:b w:val="0"/>
+        </w:rPr>
+        <w:t>Unknown followed by end is 0.2 and unknown followed by today is 0. Together these six two-step paths sum to 1. These products are chain-rule calculations; they do not assume the second token is independent of the first.</w:t>
       </w:r>
     </w:p>
     <w:p>
@@ -1035,8 +1555,73 @@
       </w:tr>
     </w:tbl>
     <w:p>
-      <w:r>
-        <w:t>The same red token now has [1,0] at position 0 and [3,0] at position 1. Both token identity and position affect the represented row. Addition requires equal widths; adding a three-component position vector to a two-component embedding violates the input contract. Record the position numbering and embedding-table version.</w:t>
+      <w:pPr>
+        <w:spacing w:line="336" w:lineRule="auto" w:after="180"/>
+      </w:pPr>
+      <w:r>
+        <w:rPr>
+          <w:b w:val="0"/>
+        </w:rPr>
+        <w:t>The same red token now has [1,0] at position 0 and [3,0] at position 1. Both token identity and position affect the represented row.</w:t>
+      </w:r>
+    </w:p>
+    <w:p>
+      <w:pPr>
+        <w:spacing w:line="336" w:lineRule="auto" w:after="180"/>
+      </w:pPr>
+      <w:r>
+        <w:rPr>
+          <w:b w:val="0"/>
+        </w:rPr>
+        <w:t xml:space="preserve">Addition requires equal widths; adding a three-component </w:t>
+      </w:r>
+      <w:r>
+        <w:rPr>
+          <w:b/>
+        </w:rPr>
+        <w:t>position vector</w:t>
+      </w:r>
+      <w:r>
+        <w:rPr>
+          <w:b w:val="0"/>
+        </w:rPr>
+        <w:t xml:space="preserve"> to a two-component </w:t>
+      </w:r>
+      <w:r>
+        <w:rPr>
+          <w:b/>
+        </w:rPr>
+        <w:t>embedding</w:t>
+      </w:r>
+      <w:r>
+        <w:rPr>
+          <w:b w:val="0"/>
+        </w:rPr>
+        <w:t xml:space="preserve"> violates the </w:t>
+      </w:r>
+      <w:r>
+        <w:rPr>
+          <w:b/>
+        </w:rPr>
+        <w:t>input</w:t>
+      </w:r>
+      <w:r>
+        <w:rPr>
+          <w:b w:val="0"/>
+        </w:rPr>
+        <w:t xml:space="preserve"> contract. Record the position numbering and </w:t>
+      </w:r>
+      <w:r>
+        <w:rPr>
+          <w:b/>
+        </w:rPr>
+        <w:t>embedding</w:t>
+      </w:r>
+      <w:r>
+        <w:rPr>
+          <w:b w:val="0"/>
+        </w:rPr>
+        <w:t>-table version.</w:t>
       </w:r>
     </w:p>
     <w:p>
@@ -1204,8 +1789,26 @@
       </w:r>
     </w:p>
     <w:p>
-      <w:r>
-        <w:t>Point to the input, the deciding step and the result in this week’s visual. Explain the same step in ordinary words. A picture helps when you can say what each part represents.</w:t>
+      <w:pPr>
+        <w:spacing w:line="336" w:lineRule="auto" w:after="180"/>
+      </w:pPr>
+      <w:r>
+        <w:rPr>
+          <w:b w:val="0"/>
+        </w:rPr>
+        <w:t xml:space="preserve">Point to the </w:t>
+      </w:r>
+      <w:r>
+        <w:rPr>
+          <w:b/>
+        </w:rPr>
+        <w:t>input</w:t>
+      </w:r>
+      <w:r>
+        <w:rPr>
+          <w:b w:val="0"/>
+        </w:rPr>
+        <w:t>, the deciding step and the result in this week’s visual. Explain the same step in ordinary words. A picture helps when you can say what each part represents.</w:t>
       </w:r>
     </w:p>
     <w:p>
@@ -1218,16 +1821,54 @@
     </w:p>
     <w:p>
       <w:r>
+        <w:t>Compare the supplied cases for A Distribution of Possibilities. Identify the detail that changes the conclusion.</w:t>
+      </w:r>
+    </w:p>
+    <w:p>
+      <w:pPr>
+        <w:pStyle w:val="Heading3"/>
+      </w:pPr>
+      <w:r>
+        <w:t>The case to investigate</w:t>
+      </w:r>
+    </w:p>
+    <w:p>
+      <w:pPr>
+        <w:spacing w:line="336" w:lineRule="auto" w:after="180"/>
+        <w:shd w:fill="F1F6FC"/>
+      </w:pPr>
+      <w:r>
+        <w:rPr>
+          <w:b w:val="0"/>
+        </w:rPr>
         <w:t>CASE GALLERY</w:t>
       </w:r>
     </w:p>
     <w:p>
-      <w:r>
-        <w:t>Four Tests, Four Kinds of Evidence</w:t>
-      </w:r>
-    </w:p>
-    <w:p>
-      <w:r>
+      <w:pPr>
+        <w:spacing w:line="336" w:lineRule="auto" w:after="180"/>
+      </w:pPr>
+      <w:r>
+        <w:rPr>
+          <w:b w:val="0"/>
+        </w:rPr>
+        <w:t xml:space="preserve">Four Tests, Four Kinds of </w:t>
+      </w:r>
+      <w:r>
+        <w:rPr>
+          <w:b/>
+        </w:rPr>
+        <w:t>Evidence</w:t>
+      </w:r>
+    </w:p>
+    <w:p>
+      <w:pPr>
+        <w:spacing w:line="336" w:lineRule="auto" w:after="180"/>
+      </w:pPr>
+      <w:r>
+        <w:rPr>
+          <w:b w:val="0"/>
+        </w:rPr>
         <w:t>A system is not understood until it survives more than one comfortable example.</w:t>
       </w:r>
     </w:p>
@@ -1304,8 +1945,47 @@
       </w:r>
     </w:p>
     <w:p>
-      <w:r>
-        <w:t>NORMAL CASE: predict and name evidence.     BOUNDARY CASE: predict and name evidence.</w:t>
+      <w:pPr>
+        <w:pStyle w:val="Heading3"/>
+      </w:pPr>
+      <w:r>
+        <w:t>The normal case</w:t>
+      </w:r>
+    </w:p>
+    <w:p>
+      <w:pPr>
+        <w:spacing w:line="336" w:lineRule="auto" w:after="180"/>
+        <w:shd w:fill="F1F6FC"/>
+      </w:pPr>
+      <w:r>
+        <w:rPr>
+          <w:b w:val="0"/>
+        </w:rPr>
+        <w:t xml:space="preserve">NORMAL CASE: predict and name </w:t>
+      </w:r>
+      <w:r>
+        <w:rPr>
+          <w:b/>
+        </w:rPr>
+        <w:t>evidence</w:t>
+      </w:r>
+      <w:r>
+        <w:rPr>
+          <w:b w:val="0"/>
+        </w:rPr>
+        <w:t xml:space="preserve">.     BOUNDARY CASE: predict and name </w:t>
+      </w:r>
+      <w:r>
+        <w:rPr>
+          <w:b/>
+        </w:rPr>
+        <w:t>evidence</w:t>
+      </w:r>
+      <w:r>
+        <w:rPr>
+          <w:b w:val="0"/>
+        </w:rPr>
+        <w:t>.</w:t>
       </w:r>
     </w:p>
     <w:p>
@@ -1381,12 +2061,58 @@
       </w:r>
     </w:p>
     <w:p>
-      <w:r>
-        <w:t>MISSING INFORMATION: predict and name evidence.     TRANSFER CASE: predict and name evidence.</w:t>
-      </w:r>
-    </w:p>
-    <w:p>
-      <w:r>
+      <w:pPr>
+        <w:pStyle w:val="Heading3"/>
+      </w:pPr>
+      <w:r>
+        <w:t>Check missing information</w:t>
+      </w:r>
+    </w:p>
+    <w:p>
+      <w:pPr>
+        <w:spacing w:line="336" w:lineRule="auto" w:after="180"/>
+        <w:shd w:fill="FFF5E6"/>
+      </w:pPr>
+      <w:r>
+        <w:rPr>
+          <w:b w:val="0"/>
+        </w:rPr>
+        <w:t xml:space="preserve">MISSING INFORMATION: predict and name </w:t>
+      </w:r>
+      <w:r>
+        <w:rPr>
+          <w:b/>
+        </w:rPr>
+        <w:t>evidence</w:t>
+      </w:r>
+      <w:r>
+        <w:rPr>
+          <w:b w:val="0"/>
+        </w:rPr>
+        <w:t xml:space="preserve">.     TRANSFER CASE: predict and name </w:t>
+      </w:r>
+      <w:r>
+        <w:rPr>
+          <w:b/>
+        </w:rPr>
+        <w:t>evidence</w:t>
+      </w:r>
+      <w:r>
+        <w:rPr>
+          <w:b w:val="0"/>
+        </w:rPr>
+        <w:t>.</w:t>
+      </w:r>
+    </w:p>
+    <w:p>
+      <w:pPr>
+        <w:spacing w:line="336" w:lineRule="auto" w:after="180"/>
+        <w:shd w:fill="F5F1FB"/>
+      </w:pPr>
+      <w:r>
+        <w:rPr>
+          <w:b w:val="0"/>
+        </w:rPr>
         <w:t>Which case is most likely to reveal a hidden assumption? Why?</w:t>
       </w:r>
     </w:p>
@@ -1432,18 +2158,81 @@
       </w:r>
     </w:p>
     <w:p>
-      <w:r>
+      <w:pPr>
+        <w:pStyle w:val="Heading3"/>
+      </w:pPr>
+      <w:r>
+        <w:t>Change one thing</w:t>
+      </w:r>
+    </w:p>
+    <w:p>
+      <w:pPr>
+        <w:spacing w:line="336" w:lineRule="auto" w:after="180"/>
+        <w:shd w:fill="F5F1FB"/>
+      </w:pPr>
+      <w:r>
+        <w:rPr>
+          <w:b w:val="0"/>
+        </w:rPr>
         <w:t>Change: Raise end-given-sun to 0.8 and lower more-given-sun to 0.2.</w:t>
       </w:r>
     </w:p>
     <w:p>
-      <w:r>
-        <w:t>Prediction: sun→end becomes 0.44, beating unchanged rain→end 0.405.</w:t>
-      </w:r>
-    </w:p>
-    <w:p>
-      <w:r>
-        <w:t>Reason: Changing one conditional distribution changes its path products while the first-token probabilities remain fixed.</w:t>
+      <w:pPr>
+        <w:pStyle w:val="Heading3"/>
+      </w:pPr>
+      <w:r>
+        <w:t>Predicted result</w:t>
+      </w:r>
+    </w:p>
+    <w:p>
+      <w:pPr>
+        <w:spacing w:line="336" w:lineRule="auto" w:after="180"/>
+        <w:shd w:fill="F1F6FC"/>
+      </w:pPr>
+      <w:r>
+        <w:rPr>
+          <w:b/>
+        </w:rPr>
+        <w:t>Prediction</w:t>
+      </w:r>
+      <w:r>
+        <w:rPr>
+          <w:b w:val="0"/>
+        </w:rPr>
+        <w:t>: sun→end becomes 0.44, beating unchanged rain→end 0.405.</w:t>
+      </w:r>
+    </w:p>
+    <w:p>
+      <w:pPr>
+        <w:pStyle w:val="Heading3"/>
+      </w:pPr>
+      <w:r>
+        <w:t>Why the result follows</w:t>
+      </w:r>
+    </w:p>
+    <w:p>
+      <w:pPr>
+        <w:spacing w:line="336" w:lineRule="auto" w:after="180"/>
+        <w:shd w:fill="F1F6FC"/>
+      </w:pPr>
+      <w:r>
+        <w:rPr>
+          <w:b w:val="0"/>
+        </w:rPr>
+        <w:t xml:space="preserve">Reason: Changing one conditional </w:t>
+      </w:r>
+      <w:r>
+        <w:rPr>
+          <w:b/>
+        </w:rPr>
+        <w:t>distribution</w:t>
+      </w:r>
+      <w:r>
+        <w:rPr>
+          <w:b w:val="0"/>
+        </w:rPr>
+        <w:t xml:space="preserve"> changes its path products while the first-token probabilities remain fixed.</w:t>
       </w:r>
     </w:p>
     <w:p>
@@ -1456,16 +2245,39 @@
     </w:p>
     <w:p>
       <w:r>
+        <w:t>Use the vocabulary of A Distribution of Possibilities to explain a concrete decision, rather than only memorising definitions.</w:t>
+      </w:r>
+    </w:p>
+    <w:p>
+      <w:pPr>
+        <w:spacing w:line="336" w:lineRule="auto" w:after="180"/>
+      </w:pPr>
+      <w:r>
+        <w:rPr>
+          <w:b/>
+        </w:rPr>
         <w:t>VOCABULARY LAB</w:t>
       </w:r>
     </w:p>
     <w:p>
-      <w:r>
+      <w:pPr>
+        <w:spacing w:line="336" w:lineRule="auto" w:after="180"/>
+      </w:pPr>
+      <w:r>
+        <w:rPr>
+          <w:b w:val="0"/>
+        </w:rPr>
         <w:t>Words You Can Use to Reason</w:t>
       </w:r>
     </w:p>
     <w:p>
-      <w:r>
+      <w:pPr>
+        <w:spacing w:line="336" w:lineRule="auto" w:after="180"/>
+      </w:pPr>
+      <w:r>
+        <w:rPr>
+          <w:b w:val="0"/>
+        </w:rPr>
         <w:t>A definition matters when you can recognize the idea, use it, and contrast it with a near-miss.</w:t>
       </w:r>
     </w:p>
@@ -2054,17 +2866,58 @@
     </w:p>
     <w:p>
       <w:r>
-        <w:t>WORKED EVIDENCE</w:t>
-      </w:r>
-    </w:p>
-    <w:p>
-      <w:r>
+        <w:t>Follow the worked trace for A Distribution of Possibilities, predict a step, then compare with its explanation.</w:t>
+      </w:r>
+    </w:p>
+    <w:p>
+      <w:pPr>
+        <w:spacing w:line="336" w:lineRule="auto" w:after="180"/>
+      </w:pPr>
+      <w:r>
+        <w:rPr>
+          <w:b/>
+        </w:rPr>
+        <w:t xml:space="preserve">WORKED </w:t>
+      </w:r>
+      <w:r>
+        <w:rPr>
+          <w:b/>
+        </w:rPr>
+        <w:t>EVIDENCE</w:t>
+      </w:r>
+    </w:p>
+    <w:p>
+      <w:pPr>
+        <w:spacing w:line="336" w:lineRule="auto" w:after="180"/>
+      </w:pPr>
+      <w:r>
+        <w:rPr>
+          <w:b w:val="0"/>
+        </w:rPr>
         <w:t>Reason Step by Step</w:t>
       </w:r>
     </w:p>
     <w:p>
-      <w:r>
-        <w:t>Predict first. Then check each step. A correct answer without visible reasoning is incomplete evidence.</w:t>
+      <w:pPr>
+        <w:spacing w:line="336" w:lineRule="auto" w:after="180"/>
+      </w:pPr>
+      <w:r>
+        <w:rPr>
+          <w:b w:val="0"/>
+        </w:rPr>
+        <w:t xml:space="preserve">Predict first. Then check each step. A correct answer without visible reasoning is incomplete </w:t>
+      </w:r>
+      <w:r>
+        <w:rPr>
+          <w:b/>
+        </w:rPr>
+        <w:t>evidence</w:t>
+      </w:r>
+      <w:r>
+        <w:rPr>
+          <w:b w:val="0"/>
+        </w:rPr>
+        <w:t>.</w:t>
       </w:r>
     </w:p>
     <w:p>
@@ -2104,27 +2957,85 @@
       </w:r>
     </w:p>
     <w:p>
-      <w:r>
+      <w:pPr>
+        <w:spacing w:line="336" w:lineRule="auto" w:after="180"/>
+        <w:shd w:fill="F4F9FC"/>
+      </w:pPr>
+      <w:r>
+        <w:rPr>
+          <w:b w:val="0"/>
+        </w:rPr>
         <w:t>1. Possible next words have weights: clear 5, useful 3, magical 1.</w:t>
       </w:r>
     </w:p>
     <w:p>
-      <w:r>
+      <w:pPr>
+        <w:spacing w:line="336" w:lineRule="auto" w:after="180"/>
+        <w:shd w:fill="F4F9FC"/>
+      </w:pPr>
+      <w:r>
+        <w:rPr>
+          <w:b w:val="0"/>
+        </w:rPr>
         <w:t>2. Nine tokens in the spinner represent those relative weights.</w:t>
       </w:r>
     </w:p>
     <w:p>
-      <w:r>
+      <w:pPr>
+        <w:spacing w:line="336" w:lineRule="auto" w:after="180"/>
+        <w:shd w:fill="F4F9FC"/>
+      </w:pPr>
+      <w:r>
+        <w:rPr>
+          <w:b w:val="0"/>
+        </w:rPr>
         <w:t>3. Repeated sampling can produce different sequences.</w:t>
       </w:r>
     </w:p>
     <w:p>
-      <w:r>
-        <w:t>4. One sample does not reveal the whole distribution or guarantee truth.</w:t>
-      </w:r>
-    </w:p>
-    <w:p>
-      <w:r>
+      <w:pPr>
+        <w:spacing w:line="336" w:lineRule="auto" w:after="180"/>
+        <w:shd w:fill="F4F9FC"/>
+      </w:pPr>
+      <w:r>
+        <w:rPr>
+          <w:b w:val="0"/>
+        </w:rPr>
+        <w:t xml:space="preserve">4. One </w:t>
+      </w:r>
+      <w:r>
+        <w:rPr>
+          <w:b/>
+        </w:rPr>
+        <w:t>sample</w:t>
+      </w:r>
+      <w:r>
+        <w:rPr>
+          <w:b w:val="0"/>
+        </w:rPr>
+        <w:t xml:space="preserve"> does not reveal the whole </w:t>
+      </w:r>
+      <w:r>
+        <w:rPr>
+          <w:b/>
+        </w:rPr>
+        <w:t>distribution</w:t>
+      </w:r>
+      <w:r>
+        <w:rPr>
+          <w:b w:val="0"/>
+        </w:rPr>
+        <w:t xml:space="preserve"> or guarantee truth.</w:t>
+      </w:r>
+    </w:p>
+    <w:p>
+      <w:pPr>
+        <w:spacing w:line="336" w:lineRule="auto" w:after="180"/>
+      </w:pPr>
+      <w:r>
+        <w:rPr>
+          <w:b w:val="0"/>
+        </w:rPr>
         <w:t>Recalculate, retrace, or restate the reasoning in your own representation:</w:t>
       </w:r>
     </w:p>
@@ -2162,8 +3073,27 @@
       </w:r>
     </w:p>
     <w:p>
-      <w:r>
-        <w:t>CHECK  Did the evidence answer the exact question? Did the total, path, or source record stay consistent?</w:t>
+      <w:pPr>
+        <w:spacing w:line="336" w:lineRule="auto" w:after="180"/>
+        <w:shd w:fill="F5F1FB"/>
+      </w:pPr>
+      <w:r>
+        <w:rPr>
+          <w:b w:val="0"/>
+        </w:rPr>
+        <w:t xml:space="preserve">CHECK  Did the </w:t>
+      </w:r>
+      <w:r>
+        <w:rPr>
+          <w:b/>
+        </w:rPr>
+        <w:t>evidence</w:t>
+      </w:r>
+      <w:r>
+        <w:rPr>
+          <w:b w:val="0"/>
+        </w:rPr>
+        <w:t xml:space="preserve"> answer the exact question? Did the total, path, or source record stay consistent?</w:t>
       </w:r>
     </w:p>
     <w:p>
@@ -2175,43 +3105,208 @@
       </w:r>
     </w:p>
     <w:p>
-      <w:r>
-        <w:t>Greedy decoding chooses the largest next-token probability at each step, with an explicit tie rule if needed. It does not always maximise the probability of a complete sequence. Counterexample: first-step A=0.6 and B=0.4. Given A, end=0.51 and x=0.49; given B, end=1. Greedy produces A,end with probability 0.306. The path B,end has probability 0.4, larger than 0.306. This comparison concerns exactly two-step paths; longer completion probabilities require the later conditionals too.</w:t>
-      </w:r>
-    </w:p>
-    <w:p>
-      <w:r>
-        <w:t>A high path probability measures the model’s preference over these specified paths. It is not evidence that a status claim matches a live observation. Format checks and source checks remain separate.</w:t>
-      </w:r>
-    </w:p>
-    <w:p>
       <w:pPr>
         <w:pStyle w:val="Heading3"/>
       </w:pPr>
       <w:r>
+        <w:t>Worked explanation · A Distribution of Possibilities</w:t>
+      </w:r>
+    </w:p>
+    <w:p>
+      <w:pPr>
+        <w:spacing w:line="336" w:lineRule="auto" w:after="180"/>
+        <w:shd w:fill="F1F6FC"/>
+      </w:pPr>
+      <w:r>
+        <w:rPr>
+          <w:b w:val="0"/>
+        </w:rPr>
+        <w:t>Greedy decoding chooses the largest next-token probability at each step, with an explicit tie rule if needed. It does not always maximise the probability of a complete sequence. Counterexample: first-step A=0.6 and B=0.4.</w:t>
+      </w:r>
+    </w:p>
+    <w:p>
+      <w:pPr>
+        <w:spacing w:line="336" w:lineRule="auto" w:after="180"/>
+        <w:shd w:fill="F1F6FC"/>
+      </w:pPr>
+      <w:r>
+        <w:rPr>
+          <w:b w:val="0"/>
+        </w:rPr>
+        <w:t>Given A, end=0.51 and x=0.49; given B, end=1. Greedy produces A,end with probability 0.306. The path B,end has probability 0.4, larger than 0.306.</w:t>
+      </w:r>
+    </w:p>
+    <w:p>
+      <w:pPr>
+        <w:spacing w:line="336" w:lineRule="auto" w:after="180"/>
+        <w:shd w:fill="F1F6FC"/>
+      </w:pPr>
+      <w:r>
+        <w:rPr>
+          <w:b w:val="0"/>
+        </w:rPr>
+        <w:t>This comparison concerns exactly two-step paths; longer completion probabilities require the later conditionals too.</w:t>
+      </w:r>
+    </w:p>
+    <w:p>
+      <w:pPr>
+        <w:spacing w:line="336" w:lineRule="auto" w:after="180"/>
+      </w:pPr>
+      <w:r>
+        <w:rPr>
+          <w:b w:val="0"/>
+        </w:rPr>
+        <w:t xml:space="preserve">A high path probability measures the model’s preference over these specified paths. It is not </w:t>
+      </w:r>
+      <w:r>
+        <w:rPr>
+          <w:b/>
+        </w:rPr>
+        <w:t>evidence</w:t>
+      </w:r>
+      <w:r>
+        <w:rPr>
+          <w:b w:val="0"/>
+        </w:rPr>
+        <w:t xml:space="preserve"> that a status claim matches a live </w:t>
+      </w:r>
+      <w:r>
+        <w:rPr>
+          <w:b/>
+        </w:rPr>
+        <w:t>observation</w:t>
+      </w:r>
+      <w:r>
+        <w:rPr>
+          <w:b w:val="0"/>
+        </w:rPr>
+        <w:t>. Format checks and source checks remain separate.</w:t>
+      </w:r>
+    </w:p>
+    <w:p>
+      <w:pPr>
+        <w:pStyle w:val="Heading3"/>
+      </w:pPr>
+      <w:r>
         <w:t>Apply the connected idea: Embeddings and position</w:t>
       </w:r>
     </w:p>
     <w:p>
-      <w:r>
-        <w:t>The elementwise sum of the represented rows is [3,1] for both red blue and blue red. This aggregate loses the row-order distinction despite the position additions. A later computation must actually use the represented rows appropriately; merely adding position vectors does not guarantee that every summary preserves order.</w:t>
-      </w:r>
-    </w:p>
-    <w:p>
-      <w:r>
-        <w:t>A position scheme may use learned values or a deterministic construction. The original Transformer added positional information to embeddings. Modern architectures can use other order-sensitive schemes. Our two-vector example demonstrates one possible mechanism and one information-loss failure, not all architecture choices.</w:t>
-      </w:r>
-    </w:p>
-    <w:p>
       <w:pPr>
         <w:pStyle w:val="Heading3"/>
       </w:pPr>
       <w:r>
+        <w:t>Worked explanation · A Distribution of Possibilities</w:t>
+      </w:r>
+    </w:p>
+    <w:p>
+      <w:pPr>
+        <w:spacing w:line="336" w:lineRule="auto" w:after="180"/>
+        <w:shd w:fill="F1F6FC"/>
+      </w:pPr>
+      <w:r>
+        <w:rPr>
+          <w:b w:val="0"/>
+        </w:rPr>
+        <w:t>The elementwise sum of the represented rows is [3,1] for both red blue and blue red. This aggregate loses the row-order distinction despite the position additions.</w:t>
+      </w:r>
+    </w:p>
+    <w:p>
+      <w:pPr>
+        <w:spacing w:line="336" w:lineRule="auto" w:after="180"/>
+        <w:shd w:fill="F1F6FC"/>
+      </w:pPr>
+      <w:r>
+        <w:rPr>
+          <w:b w:val="0"/>
+        </w:rPr>
+        <w:t xml:space="preserve">A later computation must actually use the represented rows appropriately; merely adding </w:t>
+      </w:r>
+      <w:r>
+        <w:rPr>
+          <w:b/>
+        </w:rPr>
+        <w:t>position vector</w:t>
+      </w:r>
+      <w:r>
+        <w:rPr>
+          <w:b w:val="0"/>
+        </w:rPr>
+        <w:t>s does not guarantee that every summary preserves order.</w:t>
+      </w:r>
+    </w:p>
+    <w:p>
+      <w:pPr>
+        <w:pStyle w:val="Heading3"/>
+      </w:pPr>
+      <w:r>
+        <w:t>Worked explanation · A Distribution of Possibilities</w:t>
+      </w:r>
+    </w:p>
+    <w:p>
+      <w:pPr>
+        <w:spacing w:line="336" w:lineRule="auto" w:after="180"/>
+        <w:shd w:fill="F1F6FC"/>
+      </w:pPr>
+      <w:r>
+        <w:rPr>
+          <w:b w:val="0"/>
+        </w:rPr>
+        <w:t xml:space="preserve">A position scheme may use learned values or a deterministic construction. The original Transformer added positional information to </w:t>
+      </w:r>
+      <w:r>
+        <w:rPr>
+          <w:b/>
+        </w:rPr>
+        <w:t>embedding</w:t>
+      </w:r>
+      <w:r>
+        <w:rPr>
+          <w:b w:val="0"/>
+        </w:rPr>
+        <w:t>s. Modern architectures can use other order-sensitive schemes.</w:t>
+      </w:r>
+    </w:p>
+    <w:p>
+      <w:pPr>
+        <w:spacing w:line="336" w:lineRule="auto" w:after="180"/>
+        <w:shd w:fill="F1F6FC"/>
+      </w:pPr>
+      <w:r>
+        <w:rPr>
+          <w:b w:val="0"/>
+        </w:rPr>
+        <w:t xml:space="preserve">Our two-vector example demonstrates one possible </w:t>
+      </w:r>
+      <w:r>
+        <w:rPr>
+          <w:b/>
+        </w:rPr>
+        <w:t>mechanism</w:t>
+      </w:r>
+      <w:r>
+        <w:rPr>
+          <w:b w:val="0"/>
+        </w:rPr>
+        <w:t xml:space="preserve"> and one information-loss failure, not all architecture choices.</w:t>
+      </w:r>
+    </w:p>
+    <w:p>
+      <w:pPr>
+        <w:pStyle w:val="Heading3"/>
+      </w:pPr>
+      <w:r>
         <w:t>Learn from the worked case</w:t>
       </w:r>
     </w:p>
     <w:p>
-      <w:r>
+      <w:pPr>
+        <w:spacing w:line="336" w:lineRule="auto" w:after="180"/>
+      </w:pPr>
+      <w:r>
+        <w:rPr>
+          <w:b w:val="0"/>
+        </w:rPr>
         <w:t>Cover the result before checking it. Say what is given, choose the procedure, and follow one step at a time. Then uncover the result and explain your first mismatch. Ask why a step is allowed, not only what number it produces.</w:t>
       </w:r>
     </w:p>
@@ -2224,8 +3319,26 @@
       </w:r>
     </w:p>
     <w:p>
-      <w:r>
-        <w:t>A fictional two-stage token tree illustrates next-token prediction.</w:t>
+      <w:pPr>
+        <w:spacing w:line="336" w:lineRule="auto" w:after="180"/>
+      </w:pPr>
+      <w:r>
+        <w:rPr>
+          <w:b w:val="0"/>
+        </w:rPr>
+        <w:t xml:space="preserve">A fictional two-stage token tree illustrates next-token </w:t>
+      </w:r>
+      <w:r>
+        <w:rPr>
+          <w:b/>
+        </w:rPr>
+        <w:t>prediction</w:t>
+      </w:r>
+      <w:r>
+        <w:rPr>
+          <w:b w:val="0"/>
+        </w:rPr>
+        <w:t>.</w:t>
       </w:r>
     </w:p>
     <w:p>
@@ -2237,12 +3350,42 @@
       </w:r>
     </w:p>
     <w:p>
-      <w:r>
+      <w:pPr>
+        <w:pStyle w:val="Heading3"/>
+      </w:pPr>
+      <w:r>
+        <w:t>Supplied facts</w:t>
+      </w:r>
+    </w:p>
+    <w:p>
+      <w:pPr>
+        <w:spacing w:line="336" w:lineRule="auto" w:after="180"/>
+        <w:shd w:fill="F1F6FC"/>
+      </w:pPr>
+      <w:r>
+        <w:rPr>
+          <w:b w:val="0"/>
+        </w:rPr>
         <w:t>First token probabilities: sun 0.55, rain 0.45. Given sun: end 0.4, more 0.6. Given rain: end 0.9, more 0.1.</w:t>
       </w:r>
     </w:p>
     <w:p>
-      <w:r>
+      <w:pPr>
+        <w:pStyle w:val="Heading3"/>
+      </w:pPr>
+      <w:r>
+        <w:t>Supplied facts</w:t>
+      </w:r>
+    </w:p>
+    <w:p>
+      <w:pPr>
+        <w:spacing w:line="336" w:lineRule="auto" w:after="180"/>
+        <w:shd w:fill="F1F6FC"/>
+      </w:pPr>
+      <w:r>
+        <w:rPr>
+          <w:b w:val="0"/>
+        </w:rPr>
         <w:t>These are complete toy branches; end paths stop, more paths do not.</w:t>
       </w:r>
     </w:p>
@@ -2464,30 +3607,102 @@
       </w:r>
     </w:p>
     <w:p>
-      <w:r>
-        <w:t>Conditional probabilities describe what follows a particular prefix. Multiplying along a path gives its joint probability. The four branch products sum to 1, but the two end paths sum to 0.625 because more branches have not ended. Greedy decoding selects sun then more; it does not guarantee the most likely complete sequence.</w:t>
-      </w:r>
-    </w:p>
-    <w:p>
       <w:pPr>
         <w:pStyle w:val="Heading3"/>
       </w:pPr>
       <w:r>
+        <w:t>Why the result follows</w:t>
+      </w:r>
+    </w:p>
+    <w:p>
+      <w:pPr>
+        <w:spacing w:line="336" w:lineRule="auto" w:after="180"/>
+        <w:shd w:fill="F1F6FC"/>
+      </w:pPr>
+      <w:r>
+        <w:rPr>
+          <w:b w:val="0"/>
+        </w:rPr>
+        <w:t>Conditional probabilities describe what follows a particular prefix. Multiplying along a path gives its joint probability.</w:t>
+      </w:r>
+    </w:p>
+    <w:p>
+      <w:pPr>
+        <w:spacing w:line="336" w:lineRule="auto" w:after="180"/>
+        <w:shd w:fill="F1F6FC"/>
+      </w:pPr>
+      <w:r>
+        <w:rPr>
+          <w:b w:val="0"/>
+        </w:rPr>
+        <w:t>The four branch products sum to 1, but the two end paths sum to 0.625 because more branches have not ended. Greedy decoding selects sun then more; it does not guarantee the most likely complete sequence.</w:t>
+      </w:r>
+    </w:p>
+    <w:p>
+      <w:pPr>
+        <w:pStyle w:val="Heading3"/>
+      </w:pPr>
+      <w:r>
         <w:t>What this example does not establish</w:t>
       </w:r>
     </w:p>
     <w:p>
-      <w:r>
+      <w:pPr>
+        <w:pStyle w:val="Heading3"/>
+      </w:pPr>
+      <w:r>
+        <w:t>Keep the stated limit</w:t>
+      </w:r>
+    </w:p>
+    <w:p>
+      <w:pPr>
+        <w:spacing w:line="336" w:lineRule="auto" w:after="180"/>
+        <w:shd w:fill="FFF5E6"/>
+      </w:pPr>
+      <w:r>
+        <w:rPr>
+          <w:b w:val="0"/>
+        </w:rPr>
         <w:t>These word labels and tiny tables are illustrative; path probability is not a measure of real-world truth.</w:t>
       </w:r>
     </w:p>
     <w:p>
-      <w:r>
+      <w:pPr>
+        <w:pStyle w:val="Heading3"/>
+      </w:pPr>
+      <w:r>
+        <w:t>Keep the stated limit</w:t>
+      </w:r>
+    </w:p>
+    <w:p>
+      <w:pPr>
+        <w:spacing w:line="336" w:lineRule="auto" w:after="180"/>
+        <w:shd w:fill="FFF5E6"/>
+      </w:pPr>
+      <w:r>
+        <w:rPr>
+          <w:b w:val="0"/>
+        </w:rPr>
         <w:t>Read the labelled picture: Why is 0.625 not a broken probability sum?</w:t>
       </w:r>
     </w:p>
     <w:p>
-      <w:r>
+      <w:pPr>
+        <w:pStyle w:val="Heading3"/>
+      </w:pPr>
+      <w:r>
+        <w:t>Keep the stated limit</w:t>
+      </w:r>
+    </w:p>
+    <w:p>
+      <w:pPr>
+        <w:spacing w:line="336" w:lineRule="auto" w:after="180"/>
+        <w:shd w:fill="FFF5E6"/>
+      </w:pPr>
+      <w:r>
+        <w:rPr>
+          <w:b w:val="0"/>
+        </w:rPr>
         <w:t>Change one thing: Raise end-given-sun to 0.8 and lower more-given-sun to 0.2. Predict the result before checking the explanation. What remains the same?</w:t>
       </w:r>
     </w:p>
@@ -2501,17 +3716,61 @@
     </w:p>
     <w:p>
       <w:r>
+        <w:t>Find the unsupported step in the A Distribution of Possibilities claim and explain a repair using the supplied evidence.</w:t>
+      </w:r>
+    </w:p>
+    <w:p>
+      <w:pPr>
+        <w:pStyle w:val="Heading3"/>
+      </w:pPr>
+      <w:r>
+        <w:t>Find the first error</w:t>
+      </w:r>
+    </w:p>
+    <w:p>
+      <w:pPr>
+        <w:spacing w:line="336" w:lineRule="auto" w:after="180"/>
+        <w:shd w:fill="FFF5E6"/>
+      </w:pPr>
+      <w:r>
+        <w:rPr>
+          <w:b w:val="0"/>
+        </w:rPr>
         <w:t>ERROR DETECTIVE</w:t>
       </w:r>
     </w:p>
     <w:p>
-      <w:r>
+      <w:pPr>
+        <w:spacing w:line="336" w:lineRule="auto" w:after="180"/>
+      </w:pPr>
+      <w:r>
+        <w:rPr>
+          <w:b w:val="0"/>
+        </w:rPr>
         <w:t>Compare → Diagnose → Repair</w:t>
       </w:r>
     </w:p>
     <w:p>
-      <w:r>
-        <w:t>Do not patch the answer. Find the earliest unsupported assumption, wrong step, or weak evidence.</w:t>
+      <w:pPr>
+        <w:spacing w:line="336" w:lineRule="auto" w:after="180"/>
+      </w:pPr>
+      <w:r>
+        <w:rPr>
+          <w:b w:val="0"/>
+        </w:rPr>
+        <w:t xml:space="preserve">Do not patch the answer. Find the earliest unsupported assumption, wrong step, or weak </w:t>
+      </w:r>
+      <w:r>
+        <w:rPr>
+          <w:b/>
+        </w:rPr>
+        <w:t>evidence</w:t>
+      </w:r>
+      <w:r>
+        <w:rPr>
+          <w:b w:val="0"/>
+        </w:rPr>
+        <w:t>.</w:t>
       </w:r>
     </w:p>
     <w:p>
@@ -2761,7 +4020,14 @@
       </w:tr>
     </w:tbl>
     <w:p>
-      <w:r>
+      <w:pPr>
+        <w:spacing w:line="336" w:lineRule="auto" w:after="180"/>
+        <w:shd w:fill="F5F1FB"/>
+      </w:pPr>
+      <w:r>
+        <w:rPr>
+          <w:b w:val="0"/>
+        </w:rPr>
         <w:t>Repair one cause. Why is this repair better than changing several things?</w:t>
       </w:r>
     </w:p>
@@ -2807,15 +4073,42 @@
       </w:r>
     </w:p>
     <w:p>
-      <w:r>
-        <w:t>Always report the prefix, alternatives and stage. The complement of ready in the first table is busy or unknown, probability 0.5; it is not automatically busy. Values rounded for display may not sum exactly to 1, so retain full values for calculations and label rounding. A missing or invalid table should lead to an explicit error, not a confident probability claim.</w:t>
-      </w:r>
-    </w:p>
-    <w:p>
       <w:pPr>
         <w:pStyle w:val="Heading3"/>
       </w:pPr>
       <w:r>
+        <w:t>Check the claim against the facts</w:t>
+      </w:r>
+    </w:p>
+    <w:p>
+      <w:pPr>
+        <w:spacing w:line="336" w:lineRule="auto" w:after="180"/>
+        <w:shd w:fill="FFF5E6"/>
+      </w:pPr>
+      <w:r>
+        <w:rPr>
+          <w:b w:val="0"/>
+        </w:rPr>
+        <w:t>Always report the prefix, alternatives and stage. The complement of ready in the first table is busy or unknown, probability 0.5; it is not automatically busy.</w:t>
+      </w:r>
+    </w:p>
+    <w:p>
+      <w:pPr>
+        <w:spacing w:line="336" w:lineRule="auto" w:after="180"/>
+        <w:shd w:fill="FFF5E6"/>
+      </w:pPr>
+      <w:r>
+        <w:rPr>
+          <w:b w:val="0"/>
+        </w:rPr>
+        <w:t>Values rounded for display may not sum exactly to 1, so retain full values for calculations and label rounding. A missing or invalid table should lead to an explicit error, not a confident probability claim.</w:t>
+      </w:r>
+    </w:p>
+    <w:p>
+      <w:pPr>
+        <w:pStyle w:val="Heading3"/>
+      </w:pPr>
+      <w:r>
         <w:t>Exit: explain two errors in “ready has probability 0.5, so busy also has probability 0.5 and the room is ready half the time”.</w:t>
       </w:r>
     </w:p>
@@ -2853,15 +4146,66 @@
       </w:r>
     </w:p>
     <w:p>
-      <w:r>
-        <w:t>State whether a vector is a token embedding, a position vector or their combination before calculating distances. Position changes can affect numerical similarity even for the same token. An unknown token or a sequence beyond the toy position table needs explicit handling. This two-position contract rejects a third position; it does not silently wrap back to position 0.</w:t>
-      </w:r>
-    </w:p>
-    <w:p>
       <w:pPr>
         <w:pStyle w:val="Heading3"/>
       </w:pPr>
       <w:r>
+        <w:t>Check the claim against the facts</w:t>
+      </w:r>
+    </w:p>
+    <w:p>
+      <w:pPr>
+        <w:spacing w:line="336" w:lineRule="auto" w:after="180"/>
+        <w:shd w:fill="FFF5E6"/>
+      </w:pPr>
+      <w:r>
+        <w:rPr>
+          <w:b w:val="0"/>
+        </w:rPr>
+        <w:t xml:space="preserve">State whether a vector is a token </w:t>
+      </w:r>
+      <w:r>
+        <w:rPr>
+          <w:b/>
+        </w:rPr>
+        <w:t>embedding</w:t>
+      </w:r>
+      <w:r>
+        <w:rPr>
+          <w:b w:val="0"/>
+        </w:rPr>
+        <w:t xml:space="preserve">, a </w:t>
+      </w:r>
+      <w:r>
+        <w:rPr>
+          <w:b/>
+        </w:rPr>
+        <w:t>position vector</w:t>
+      </w:r>
+      <w:r>
+        <w:rPr>
+          <w:b w:val="0"/>
+        </w:rPr>
+        <w:t xml:space="preserve"> or their combination before calculating distances. Position changes can affect numerical similarity even for the same token.</w:t>
+      </w:r>
+    </w:p>
+    <w:p>
+      <w:pPr>
+        <w:spacing w:line="336" w:lineRule="auto" w:after="180"/>
+        <w:shd w:fill="FFF5E6"/>
+      </w:pPr>
+      <w:r>
+        <w:rPr>
+          <w:b w:val="0"/>
+        </w:rPr>
+        <w:t>An unknown token or a sequence beyond the toy position table needs explicit handling. This two-position contract rejects a third position; it does not silently wrap back to position 0.</w:t>
+      </w:r>
+    </w:p>
+    <w:p>
+      <w:pPr>
+        <w:pStyle w:val="Heading3"/>
+      </w:pPr>
+      <w:r>
         <w:t>Exit: a program compares vocabulary IDs instead of vectors and silently repeats its two-position table for a longer sequence. Identify both contract errors.</w:t>
       </w:r>
     </w:p>
@@ -2900,16 +4244,39 @@
     </w:p>
     <w:p>
       <w:r>
+        <w:t>Practise A Distribution of Possibilities with support, then explain the deciding step in your own words.</w:t>
+      </w:r>
+    </w:p>
+    <w:p>
+      <w:pPr>
+        <w:spacing w:line="336" w:lineRule="auto" w:after="180"/>
+      </w:pPr>
+      <w:r>
+        <w:rPr>
+          <w:b/>
+        </w:rPr>
         <w:t>LOGIC STUDIO</w:t>
       </w:r>
     </w:p>
     <w:p>
-      <w:r>
+      <w:pPr>
+        <w:spacing w:line="336" w:lineRule="auto" w:after="180"/>
+      </w:pPr>
+      <w:r>
+        <w:rPr>
+          <w:b w:val="0"/>
+        </w:rPr>
         <w:t>Specify Before You Run</w:t>
       </w:r>
     </w:p>
     <w:p>
-      <w:r>
+      <w:pPr>
+        <w:spacing w:line="336" w:lineRule="auto" w:after="180"/>
+      </w:pPr>
+      <w:r>
+        <w:rPr>
+          <w:b w:val="0"/>
+        </w:rPr>
         <w:t>Prompts, schemas, retrieval, tool calls, and code are inspectable parts of one AI product.</w:t>
       </w:r>
     </w:p>
@@ -2950,8 +4317,26 @@
       </w:r>
     </w:p>
     <w:p>
-      <w:r>
-        <w:t>SET task, audience, constraints, output_schema</w:t>
+      <w:pPr>
+        <w:spacing w:line="336" w:lineRule="auto" w:after="180"/>
+      </w:pPr>
+      <w:r>
+        <w:rPr>
+          <w:b w:val="0"/>
+        </w:rPr>
+        <w:t xml:space="preserve">SET task, audience, constraints, </w:t>
+      </w:r>
+      <w:r>
+        <w:rPr>
+          <w:b/>
+        </w:rPr>
+        <w:t>output</w:t>
+      </w:r>
+      <w:r>
+        <w:rPr>
+          <w:b w:val="0"/>
+        </w:rPr>
+        <w:t>_schema</w:t>
         <w:br/>
         <w:t>LOAD approved_context or retrieval_result</w:t>
         <w:br/>
@@ -2959,14 +4344,57 @@
         <w:br/>
         <w:t>VALIDATE fields, claims, citations, and safety</w:t>
         <w:br/>
-        <w:t>IF evidence missing: ask, retrieve, or abstain</w:t>
+        <w:t xml:space="preserve">IF </w:t>
+      </w:r>
+      <w:r>
+        <w:rPr>
+          <w:b/>
+        </w:rPr>
+        <w:t>evidence</w:t>
+      </w:r>
+      <w:r>
+        <w:rPr>
+          <w:b w:val="0"/>
+        </w:rPr>
+        <w:t xml:space="preserve"> missing: ask, retrieve, or abstain</w:t>
         <w:br/>
-        <w:t>RETURN useful output + source trail + limitations</w:t>
-      </w:r>
-    </w:p>
-    <w:p>
-      <w:r>
-        <w:t>Trace one input. Which line changes the state or chooses a path?</w:t>
+        <w:t xml:space="preserve">RETURN useful </w:t>
+      </w:r>
+      <w:r>
+        <w:rPr>
+          <w:b/>
+        </w:rPr>
+        <w:t>output</w:t>
+      </w:r>
+      <w:r>
+        <w:rPr>
+          <w:b w:val="0"/>
+        </w:rPr>
+        <w:t xml:space="preserve"> + source trail + limitations</w:t>
+      </w:r>
+    </w:p>
+    <w:p>
+      <w:pPr>
+        <w:spacing w:line="336" w:lineRule="auto" w:after="180"/>
+        <w:shd w:fill="F5F1FB"/>
+      </w:pPr>
+      <w:r>
+        <w:rPr>
+          <w:b w:val="0"/>
+        </w:rPr>
+        <w:t xml:space="preserve">Trace one </w:t>
+      </w:r>
+      <w:r>
+        <w:rPr>
+          <w:b/>
+        </w:rPr>
+        <w:t>input</w:t>
+      </w:r>
+      <w:r>
+        <w:rPr>
+          <w:b w:val="0"/>
+        </w:rPr>
+        <w:t>. Which line changes the state or chooses a path?</w:t>
       </w:r>
     </w:p>
     <w:p>
@@ -3011,7 +4439,13 @@
       </w:r>
     </w:p>
     <w:p>
-      <w:r>
+      <w:pPr>
+        <w:spacing w:line="336" w:lineRule="auto" w:after="180"/>
+      </w:pPr>
+      <w:r>
+        <w:rPr>
+          <w:b w:val="0"/>
+        </w:rPr>
         <w:t>Supported table: first red=0.4, blue=0.6. End given red=0.9 and end given blue=0.5. The red,end path has probability 0.36. The blue,end path has probability 0.3 despite blue being the larger first-step probability.</w:t>
       </w:r>
     </w:p>
@@ -3057,8 +4491,26 @@
       </w:r>
     </w:p>
     <w:p>
-      <w:r>
-        <w:t>Supported case: embeddings A=[2,1], B=[1,3], positions [0,0] and [1,-1]. Sequence A B becomes [2,1] and [2,2]. Sequence B A becomes [1,3] and [3,0]. Both sums are [4,3].</w:t>
+      <w:pPr>
+        <w:spacing w:line="336" w:lineRule="auto" w:after="180"/>
+      </w:pPr>
+      <w:r>
+        <w:rPr>
+          <w:b w:val="0"/>
+        </w:rPr>
+        <w:t xml:space="preserve">Supported case: </w:t>
+      </w:r>
+      <w:r>
+        <w:rPr>
+          <w:b/>
+        </w:rPr>
+        <w:t>embedding</w:t>
+      </w:r>
+      <w:r>
+        <w:rPr>
+          <w:b w:val="0"/>
+        </w:rPr>
+        <w:t>s A=[2,1], B=[1,3], positions [0,0] and [1,-1]. Sequence A B becomes [2,1] and [2,2]. Sequence B A becomes [1,3] and [3,0]. Both sums are [4,3].</w:t>
       </w:r>
     </w:p>
     <w:p>
@@ -3103,8 +4555,38 @@
       </w:r>
     </w:p>
     <w:p>
-      <w:r>
-        <w:t>Use workbook W2 for the connected example “Next token distributions”. First fill the input and rule boxes. Try the middle steps before asking for a hint. After a hint, try the next step yourself.</w:t>
+      <w:pPr>
+        <w:spacing w:line="336" w:lineRule="auto" w:after="180"/>
+      </w:pPr>
+      <w:r>
+        <w:rPr>
+          <w:b w:val="0"/>
+        </w:rPr>
+        <w:t xml:space="preserve">Use workbook W2 for the connected example “Next token </w:t>
+      </w:r>
+      <w:r>
+        <w:rPr>
+          <w:b/>
+        </w:rPr>
+        <w:t>distribution</w:t>
+      </w:r>
+      <w:r>
+        <w:rPr>
+          <w:b w:val="0"/>
+        </w:rPr>
+        <w:t xml:space="preserve">s”. First fill the </w:t>
+      </w:r>
+      <w:r>
+        <w:rPr>
+          <w:b/>
+        </w:rPr>
+        <w:t>input</w:t>
+      </w:r>
+      <w:r>
+        <w:rPr>
+          <w:b w:val="0"/>
+        </w:rPr>
+        <w:t xml:space="preserve"> and rule boxes. Try the middle steps before asking for a hint. After a hint, try the next step yourself.</w:t>
       </w:r>
     </w:p>
     <w:tbl>
@@ -3187,7 +4669,13 @@
       </w:tr>
     </w:tbl>
     <w:p>
-      <w:r>
+      <w:pPr>
+        <w:spacing w:line="336" w:lineRule="auto" w:after="180"/>
+      </w:pPr>
+      <w:r>
+        <w:rPr>
+          <w:b w:val="0"/>
+        </w:rPr>
         <w:t>Explain your trace to a partner. Your partner points to one step to check. Swap roles on the next case. Each person writes their own explanation.</w:t>
       </w:r>
     </w:p>
@@ -3200,12 +4688,47 @@
       </w:r>
     </w:p>
     <w:p>
-      <w:r>
-        <w:t>Use the worked case for Next token distributions. Proposed explanation: “Conditional products assume independence”. Decide whether this explanation is supported. Point to the step or supplied fact that decides; explain your repair if needed.</w:t>
-      </w:r>
-    </w:p>
-    <w:p>
-      <w:r>
+      <w:pPr>
+        <w:spacing w:line="336" w:lineRule="auto" w:after="180"/>
+      </w:pPr>
+      <w:r>
+        <w:rPr>
+          <w:b w:val="0"/>
+        </w:rPr>
+        <w:t xml:space="preserve">Use the worked case for Next token </w:t>
+      </w:r>
+      <w:r>
+        <w:rPr>
+          <w:b/>
+        </w:rPr>
+        <w:t>distribution</w:t>
+      </w:r>
+      <w:r>
+        <w:rPr>
+          <w:b w:val="0"/>
+        </w:rPr>
+        <w:t>s. Proposed explanation: “Conditional products assume independence”. Decide whether this explanation is supported.</w:t>
+      </w:r>
+    </w:p>
+    <w:p>
+      <w:pPr>
+        <w:spacing w:line="336" w:lineRule="auto" w:after="180"/>
+      </w:pPr>
+      <w:r>
+        <w:rPr>
+          <w:b w:val="0"/>
+        </w:rPr>
+        <w:t>Point to the step or supplied fact that decides; explain your repair if needed.</w:t>
+      </w:r>
+    </w:p>
+    <w:p>
+      <w:pPr>
+        <w:spacing w:line="336" w:lineRule="auto" w:after="180"/>
+      </w:pPr>
+      <w:r>
+        <w:rPr>
+          <w:b w:val="0"/>
+        </w:rPr>
         <w:t>Answer on your own before discussion. If you are unsure, say which step you need help with.</w:t>
       </w:r>
     </w:p>
@@ -3218,8 +4741,38 @@
       </w:r>
     </w:p>
     <w:p>
-      <w:r>
-        <w:t>Use its named workbook W2. Identify the given inputs, try the middle steps with less help, then explain your trace. Check this claim before group discussion: A position vector guarantees every summary preserves order</w:t>
+      <w:pPr>
+        <w:spacing w:line="336" w:lineRule="auto" w:after="180"/>
+      </w:pPr>
+      <w:r>
+        <w:rPr>
+          <w:b w:val="0"/>
+        </w:rPr>
+        <w:t xml:space="preserve">Use its named workbook W2. Identify the given </w:t>
+      </w:r>
+      <w:r>
+        <w:rPr>
+          <w:b/>
+        </w:rPr>
+        <w:t>input</w:t>
+      </w:r>
+      <w:r>
+        <w:rPr>
+          <w:b w:val="0"/>
+        </w:rPr>
+        <w:t xml:space="preserve">s, try the middle steps with less help, then explain your trace. Check this claim before group discussion: A </w:t>
+      </w:r>
+      <w:r>
+        <w:rPr>
+          <w:b/>
+        </w:rPr>
+        <w:t>position vector</w:t>
+      </w:r>
+      <w:r>
+        <w:rPr>
+          <w:b w:val="0"/>
+        </w:rPr>
+        <w:t xml:space="preserve"> guarantees every summary preserves order</w:t>
       </w:r>
     </w:p>
     <w:p>
@@ -3231,7 +4784,14 @@
       </w:r>
     </w:p>
     <w:p>
-      <w:r>
+      <w:pPr>
+        <w:spacing w:line="336" w:lineRule="auto" w:after="180"/>
+        <w:shd w:fill="F5F1FB"/>
+      </w:pPr>
+      <w:r>
+        <w:rPr>
+          <w:b w:val="0"/>
+        </w:rPr>
         <w:t>Why is 0.625 not a broken probability sum?</w:t>
       </w:r>
     </w:p>
@@ -3264,7 +4824,13 @@
       </w:r>
     </w:p>
     <w:p>
-      <w:r>
+      <w:pPr>
+        <w:spacing w:line="336" w:lineRule="auto" w:after="180"/>
+      </w:pPr>
+      <w:r>
+        <w:rPr>
+          <w:b w:val="0"/>
+        </w:rPr>
         <w:t>This is supported practice. Keep the separately named independent case for an attempt before feedback.</w:t>
       </w:r>
     </w:p>
@@ -3278,16 +4844,45 @@
     </w:p>
     <w:p>
       <w:r>
-        <w:t>EVIDENCE LAB</w:t>
-      </w:r>
-    </w:p>
-    <w:p>
-      <w:r>
+        <w:t>Investigate A Distribution of Possibilities. Record the prediction, actual observation or labelled paper trace, explanation and next test separately.</w:t>
+      </w:r>
+    </w:p>
+    <w:p>
+      <w:pPr>
+        <w:spacing w:line="336" w:lineRule="auto" w:after="180"/>
+      </w:pPr>
+      <w:r>
+        <w:rPr>
+          <w:b/>
+        </w:rPr>
+        <w:t>EVIDENCE</w:t>
+      </w:r>
+      <w:r>
+        <w:rPr>
+          <w:b/>
+        </w:rPr>
+        <w:t xml:space="preserve"> LAB</w:t>
+      </w:r>
+    </w:p>
+    <w:p>
+      <w:pPr>
+        <w:spacing w:line="336" w:lineRule="auto" w:after="180"/>
+      </w:pPr>
+      <w:r>
+        <w:rPr>
+          <w:b w:val="0"/>
+        </w:rPr>
         <w:t>Predict → Test → Record → Explain</w:t>
       </w:r>
     </w:p>
     <w:p>
-      <w:r>
+      <w:pPr>
+        <w:spacing w:line="336" w:lineRule="auto" w:after="180"/>
+      </w:pPr>
+      <w:r>
+        <w:rPr>
+          <w:b w:val="0"/>
+        </w:rPr>
         <w:t>Keep expected and actual results separate. Surprises are useful data when recorded honestly.</w:t>
       </w:r>
     </w:p>
@@ -3328,8 +4923,26 @@
       </w:r>
     </w:p>
     <w:p>
-      <w:r>
-        <w:t>Build a weighted token spinner, sample twenty times, tally outcomes, and compare observed counts with expected relative weights.</w:t>
+      <w:pPr>
+        <w:spacing w:line="336" w:lineRule="auto" w:after="180"/>
+      </w:pPr>
+      <w:r>
+        <w:rPr>
+          <w:b w:val="0"/>
+        </w:rPr>
+        <w:t xml:space="preserve">Build a weighted token spinner, </w:t>
+      </w:r>
+      <w:r>
+        <w:rPr>
+          <w:b/>
+        </w:rPr>
+        <w:t>sample</w:t>
+      </w:r>
+      <w:r>
+        <w:rPr>
+          <w:b w:val="0"/>
+        </w:rPr>
+        <w:t xml:space="preserve"> twenty times, tally outcomes, and compare observed counts with expected relative weights.</w:t>
       </w:r>
     </w:p>
     <w:tbl>
@@ -3578,7 +5191,14 @@
       </w:tr>
     </w:tbl>
     <w:p>
-      <w:r>
+      <w:pPr>
+        <w:spacing w:line="336" w:lineRule="auto" w:after="180"/>
+        <w:shd w:fill="F5F1FB"/>
+      </w:pPr>
+      <w:r>
+        <w:rPr>
+          <w:b w:val="0"/>
+        </w:rPr>
         <w:t>What did the hardest test teach you that the normal test did not?</w:t>
       </w:r>
     </w:p>
@@ -3624,7 +5244,13 @@
       </w:r>
     </w:p>
     <w:p>
-      <w:r>
+      <w:pPr>
+        <w:spacing w:line="336" w:lineRule="auto" w:after="180"/>
+      </w:pPr>
+      <w:r>
+        <w:rPr>
+          <w:b w:val="0"/>
+        </w:rPr>
         <w:t>Before trying: what do I expect, and why? While trying: which step could first go wrong? Afterwards: what did I actually observe, and what should change? Keep “not run” if you only traced the procedure.</w:t>
       </w:r>
     </w:p>
@@ -3638,17 +5264,52 @@
     </w:p>
     <w:p>
       <w:r>
+        <w:t>Move from recall to tracing, diagnosis and transfer in A Distribution of Possibilities. Explain why each step is justified.</w:t>
+      </w:r>
+    </w:p>
+    <w:p>
+      <w:pPr>
+        <w:spacing w:line="336" w:lineRule="auto" w:after="180"/>
+      </w:pPr>
+      <w:r>
+        <w:rPr>
+          <w:b/>
+        </w:rPr>
         <w:t>MASTERY</w:t>
       </w:r>
     </w:p>
     <w:p>
-      <w:r>
+      <w:pPr>
+        <w:spacing w:line="336" w:lineRule="auto" w:after="180"/>
+      </w:pPr>
+      <w:r>
+        <w:rPr>
+          <w:b w:val="0"/>
+        </w:rPr>
         <w:t>From Knowing the Word to Owning the Idea</w:t>
       </w:r>
     </w:p>
     <w:p>
-      <w:r>
-        <w:t>Move upward only when you can produce evidence without copying the worked example.</w:t>
+      <w:pPr>
+        <w:spacing w:line="336" w:lineRule="auto" w:after="180"/>
+      </w:pPr>
+      <w:r>
+        <w:rPr>
+          <w:b w:val="0"/>
+        </w:rPr>
+        <w:t xml:space="preserve">Move upward only when you can produce </w:t>
+      </w:r>
+      <w:r>
+        <w:rPr>
+          <w:b/>
+        </w:rPr>
+        <w:t>evidence</w:t>
+      </w:r>
+      <w:r>
+        <w:rPr>
+          <w:b w:val="0"/>
+        </w:rPr>
+        <w:t xml:space="preserve"> without copying the worked example.</w:t>
       </w:r>
     </w:p>
     <w:p>
@@ -3688,33 +5349,93 @@
       </w:r>
     </w:p>
     <w:p>
-      <w:r>
+      <w:pPr>
+        <w:spacing w:line="336" w:lineRule="auto" w:after="180"/>
+      </w:pPr>
+      <w:r>
+        <w:rPr>
+          <w:b w:val="0"/>
+        </w:rPr>
         <w:t>1 • NAME: Define the concept without repeating the textbook.</w:t>
       </w:r>
     </w:p>
     <w:p>
-      <w:r>
-        <w:t>2 • TRACE: Show the information, state, branch, calculation, or evidence path.</w:t>
-      </w:r>
-    </w:p>
-    <w:p>
-      <w:r>
+      <w:pPr>
+        <w:spacing w:line="336" w:lineRule="auto" w:after="180"/>
+      </w:pPr>
+      <w:r>
+        <w:rPr>
+          <w:b w:val="0"/>
+        </w:rPr>
+        <w:t xml:space="preserve">2 • TRACE: Show the information, state, branch, calculation, or </w:t>
+      </w:r>
+      <w:r>
+        <w:rPr>
+          <w:b/>
+        </w:rPr>
+        <w:t>evidence</w:t>
+      </w:r>
+      <w:r>
+        <w:rPr>
+          <w:b w:val="0"/>
+        </w:rPr>
+        <w:t xml:space="preserve"> path.</w:t>
+      </w:r>
+    </w:p>
+    <w:p>
+      <w:pPr>
+        <w:spacing w:line="336" w:lineRule="auto" w:after="180"/>
+      </w:pPr>
+      <w:r>
+        <w:rPr>
+          <w:b w:val="0"/>
+        </w:rPr>
         <w:t>3 • APPLY: Solve a different example independently.</w:t>
       </w:r>
     </w:p>
     <w:p>
-      <w:r>
+      <w:pPr>
+        <w:spacing w:line="336" w:lineRule="auto" w:after="180"/>
+      </w:pPr>
+      <w:r>
+        <w:rPr>
+          <w:b w:val="0"/>
+        </w:rPr>
         <w:t>4 • CHALLENGE: Find a boundary case, counterexample, or unfair outcome.</w:t>
       </w:r>
     </w:p>
     <w:p>
-      <w:r>
+      <w:pPr>
+        <w:spacing w:line="336" w:lineRule="auto" w:after="180"/>
+      </w:pPr>
+      <w:r>
+        <w:rPr>
+          <w:b w:val="0"/>
+        </w:rPr>
         <w:t>5 • EXPLAIN LIMITS: Say when the result should not be trusted or used alone.</w:t>
       </w:r>
     </w:p>
     <w:p>
-      <w:r>
-        <w:t>My strongest evidence of independent understanding:</w:t>
+      <w:pPr>
+        <w:spacing w:line="336" w:lineRule="auto" w:after="180"/>
+      </w:pPr>
+      <w:r>
+        <w:rPr>
+          <w:b w:val="0"/>
+        </w:rPr>
+        <w:t xml:space="preserve">My strongest </w:t>
+      </w:r>
+      <w:r>
+        <w:rPr>
+          <w:b/>
+        </w:rPr>
+        <w:t>evidence</w:t>
+      </w:r>
+      <w:r>
+        <w:rPr>
+          <w:b w:val="0"/>
+        </w:rPr>
+        <w:t xml:space="preserve"> of independent understanding:</w:t>
       </w:r>
     </w:p>
     <w:p>
@@ -3760,16 +5481,39 @@
     </w:p>
     <w:p>
       <w:r>
+        <w:t>Apply this week’s idea to Verified Study Buddy. Keep an annotated decision and the evidence supporting it.</w:t>
+      </w:r>
+    </w:p>
+    <w:p>
+      <w:pPr>
+        <w:spacing w:line="336" w:lineRule="auto" w:after="180"/>
+      </w:pPr>
+      <w:r>
+        <w:rPr>
+          <w:b/>
+        </w:rPr>
         <w:t>CUMULATIVE PROJECT</w:t>
       </w:r>
     </w:p>
     <w:p>
-      <w:r>
+      <w:pPr>
+        <w:spacing w:line="336" w:lineRule="auto" w:after="180"/>
+      </w:pPr>
+      <w:r>
+        <w:rPr>
+          <w:b w:val="0"/>
+        </w:rPr>
         <w:t>Verified Study Buddy</w:t>
       </w:r>
     </w:p>
     <w:p>
-      <w:r>
+      <w:pPr>
+        <w:spacing w:line="336" w:lineRule="auto" w:after="180"/>
+      </w:pPr>
+      <w:r>
+        <w:rPr>
+          <w:b w:val="0"/>
+        </w:rPr>
         <w:t>Every week adds one inspectable piece. The system must show how it reached a result.</w:t>
       </w:r>
     </w:p>
@@ -3810,17 +5554,51 @@
       </w:r>
     </w:p>
     <w:p>
-      <w:r>
+      <w:pPr>
+        <w:spacing w:line="336" w:lineRule="auto" w:after="180"/>
+      </w:pPr>
+      <w:r>
+        <w:rPr>
+          <w:b w:val="0"/>
+        </w:rPr>
         <w:t>THIS WEEK’S CHECKPOINT  Explain that Study Buddy responses come from possibilities, so important claims need checks.</w:t>
       </w:r>
     </w:p>
     <w:p>
-      <w:r>
-        <w:t>SYSTEM MAP  Learner need → prompt/schema → approved sources/retrieval → model/tool → structured answer → verification → human decision</w:t>
-      </w:r>
-    </w:p>
-    <w:p>
-      <w:r>
+      <w:pPr>
+        <w:pStyle w:val="Heading3"/>
+      </w:pPr>
+      <w:r>
+        <w:t>Trace the system</w:t>
+      </w:r>
+    </w:p>
+    <w:p>
+      <w:pPr>
+        <w:spacing w:line="336" w:lineRule="auto" w:after="180"/>
+        <w:shd w:fill="EDF7F3"/>
+      </w:pPr>
+      <w:r>
+        <w:rPr>
+          <w:b w:val="0"/>
+        </w:rPr>
+        <w:t xml:space="preserve">SYSTEM MAP  Learner need → prompt/schema → approved sources/retrieval → model/tool → structured answer → verification → </w:t>
+      </w:r>
+      <w:r>
+        <w:rPr>
+          <w:b/>
+        </w:rPr>
+        <w:t>human decision</w:t>
+      </w:r>
+    </w:p>
+    <w:p>
+      <w:pPr>
+        <w:spacing w:line="336" w:lineRule="auto" w:after="180"/>
+        <w:shd w:fill="F5F1FB"/>
+      </w:pPr>
+      <w:r>
+        <w:rPr>
+          <w:b w:val="0"/>
+        </w:rPr>
         <w:t>What will you add, change, or verify in the project this week?</w:t>
       </w:r>
     </w:p>
@@ -3858,8 +5636,27 @@
       </w:r>
     </w:p>
     <w:p>
-      <w:r>
-        <w:t>What should remain under human control?</w:t>
+      <w:pPr>
+        <w:spacing w:line="336" w:lineRule="auto" w:after="180"/>
+        <w:shd w:fill="F5F1FB"/>
+      </w:pPr>
+      <w:r>
+        <w:rPr>
+          <w:b w:val="0"/>
+        </w:rPr>
+        <w:t xml:space="preserve">What should remain under </w:t>
+      </w:r>
+      <w:r>
+        <w:rPr>
+          <w:b/>
+        </w:rPr>
+        <w:t>human control</w:t>
+      </w:r>
+      <w:r>
+        <w:rPr>
+          <w:b w:val="0"/>
+        </w:rPr>
+        <w:t>?</w:t>
       </w:r>
     </w:p>
     <w:p>
@@ -3896,20 +5693,53 @@
       </w:r>
     </w:p>
     <w:p>
-      <w:r>
-        <w:t>RESPONSIBLE DESIGN  Collect only necessary information. Show uncertainty and limits. Never confuse fluent output with verified truth.</w:t>
-      </w:r>
-    </w:p>
-    <w:p>
       <w:pPr>
         <w:pStyle w:val="Heading3"/>
       </w:pPr>
       <w:r>
+        <w:t>Responsible design</w:t>
+      </w:r>
+    </w:p>
+    <w:p>
+      <w:pPr>
+        <w:spacing w:line="336" w:lineRule="auto" w:after="180"/>
+        <w:shd w:fill="FFF5E6"/>
+      </w:pPr>
+      <w:r>
+        <w:rPr>
+          <w:b w:val="0"/>
+        </w:rPr>
+        <w:t xml:space="preserve">RESPONSIBLE DESIGN  Collect only necessary information. Show uncertainty and limits. Never confuse fluent </w:t>
+      </w:r>
+      <w:r>
+        <w:rPr>
+          <w:b/>
+        </w:rPr>
+        <w:t>output</w:t>
+      </w:r>
+      <w:r>
+        <w:rPr>
+          <w:b w:val="0"/>
+        </w:rPr>
+        <w:t xml:space="preserve"> with verified truth.</w:t>
+      </w:r>
+    </w:p>
+    <w:p>
+      <w:pPr>
+        <w:pStyle w:val="Heading3"/>
+      </w:pPr>
+      <w:r>
         <w:t>Evidence for your project</w:t>
       </w:r>
     </w:p>
     <w:p>
-      <w:r>
+      <w:pPr>
+        <w:spacing w:line="336" w:lineRule="auto" w:after="180"/>
+      </w:pPr>
+      <w:r>
+        <w:rPr>
+          <w:b w:val="0"/>
+        </w:rPr>
         <w:t>Explain Study Buddy generation as conditional choices, while checking the finished factual claims against sources.</w:t>
       </w:r>
     </w:p>
@@ -3923,16 +5753,48 @@
     </w:p>
     <w:p>
       <w:r>
+        <w:t>Use a genuinely new case for independent evidence. Previously discussed examples remain practice; use the separately named independent case before feedback.</w:t>
+      </w:r>
+    </w:p>
+    <w:p>
+      <w:pPr>
+        <w:pStyle w:val="Heading3"/>
+      </w:pPr>
+      <w:r>
+        <w:t>Independent evidence</w:t>
+      </w:r>
+    </w:p>
+    <w:p>
+      <w:pPr>
+        <w:spacing w:line="336" w:lineRule="auto" w:after="180"/>
+        <w:shd w:fill="FFF5E6"/>
+      </w:pPr>
+      <w:r>
+        <w:rPr>
+          <w:b w:val="0"/>
+        </w:rPr>
         <w:t>INDEPENDENT MASTERY PROOF</w:t>
       </w:r>
     </w:p>
     <w:p>
-      <w:r>
+      <w:pPr>
+        <w:spacing w:line="336" w:lineRule="auto" w:after="180"/>
+      </w:pPr>
+      <w:r>
+        <w:rPr>
+          <w:b w:val="0"/>
+        </w:rPr>
         <w:t>Explain • Transfer • Test • Defend</w:t>
       </w:r>
     </w:p>
     <w:p>
-      <w:r>
+      <w:pPr>
+        <w:spacing w:line="336" w:lineRule="auto" w:after="180"/>
+      </w:pPr>
+      <w:r>
+        <w:rPr>
+          <w:b w:val="0"/>
+        </w:rPr>
         <w:t>Complete this page without copying the worked example. Your reasoning matters more than decoration.</w:t>
       </w:r>
     </w:p>
@@ -3973,12 +5835,46 @@
       </w:r>
     </w:p>
     <w:p>
-      <w:r>
-        <w:t>CHALLENGE  Run a weighted-word simulation and compare repeated outputs.</w:t>
-      </w:r>
-    </w:p>
-    <w:p>
-      <w:r>
+      <w:pPr>
+        <w:pStyle w:val="Heading3"/>
+      </w:pPr>
+      <w:r>
+        <w:t>Try a more demanding case</w:t>
+      </w:r>
+    </w:p>
+    <w:p>
+      <w:pPr>
+        <w:spacing w:line="336" w:lineRule="auto" w:after="180"/>
+        <w:shd w:fill="F5F1FB"/>
+      </w:pPr>
+      <w:r>
+        <w:rPr>
+          <w:b w:val="0"/>
+        </w:rPr>
+        <w:t xml:space="preserve">CHALLENGE  Run a weighted-word simulation and compare repeated </w:t>
+      </w:r>
+      <w:r>
+        <w:rPr>
+          <w:b/>
+        </w:rPr>
+        <w:t>output</w:t>
+      </w:r>
+      <w:r>
+        <w:rPr>
+          <w:b w:val="0"/>
+        </w:rPr>
+        <w:t>s.</w:t>
+      </w:r>
+    </w:p>
+    <w:p>
+      <w:pPr>
+        <w:spacing w:line="336" w:lineRule="auto" w:after="180"/>
+        <w:shd w:fill="F4F9FC"/>
+      </w:pPr>
+      <w:r>
+        <w:rPr>
+          <w:b w:val="0"/>
+        </w:rPr>
         <w:t>1. My fresh example, trace, calculation, or design:</w:t>
       </w:r>
     </w:p>
@@ -4016,8 +5912,27 @@
       </w:r>
     </w:p>
     <w:p>
-      <w:r>
-        <w:t>2. My evidence that it works (include a boundary or missing-data case):</w:t>
+      <w:pPr>
+        <w:spacing w:line="336" w:lineRule="auto" w:after="180"/>
+        <w:shd w:fill="F4F9FC"/>
+      </w:pPr>
+      <w:r>
+        <w:rPr>
+          <w:b w:val="0"/>
+        </w:rPr>
+        <w:t xml:space="preserve">2. My </w:t>
+      </w:r>
+      <w:r>
+        <w:rPr>
+          <w:b/>
+        </w:rPr>
+        <w:t>evidence</w:t>
+      </w:r>
+      <w:r>
+        <w:rPr>
+          <w:b w:val="0"/>
+        </w:rPr>
+        <w:t xml:space="preserve"> that it works (include a boundary or missing-data case):</w:t>
       </w:r>
     </w:p>
     <w:p>
@@ -4054,7 +5969,14 @@
       </w:r>
     </w:p>
     <w:p>
-      <w:r>
+      <w:pPr>
+        <w:spacing w:line="336" w:lineRule="auto" w:after="180"/>
+        <w:shd w:fill="F4F9FC"/>
+      </w:pPr>
+      <w:r>
+        <w:rPr>
+          <w:b w:val="0"/>
+        </w:rPr>
         <w:t>3. One limitation, fairness concern, or situation needing human review:</w:t>
       </w:r>
     </w:p>
@@ -4092,8 +6014,47 @@
       </w:r>
     </w:p>
     <w:p>
-      <w:r>
-        <w:t>SELF-CHECK  □ I explained the mechanism  □ I used evidence  □ I tested a fresh case  □ I named a limitation  □ I can answer ‘why?’</w:t>
+      <w:pPr>
+        <w:pStyle w:val="Heading3"/>
+      </w:pPr>
+      <w:r>
+        <w:t>Check your explanation</w:t>
+      </w:r>
+    </w:p>
+    <w:p>
+      <w:pPr>
+        <w:spacing w:line="336" w:lineRule="auto" w:after="180"/>
+        <w:shd w:fill="F5F1FB"/>
+      </w:pPr>
+      <w:r>
+        <w:rPr>
+          <w:b w:val="0"/>
+        </w:rPr>
+        <w:t xml:space="preserve">SELF-CHECK  □ I explained the </w:t>
+      </w:r>
+      <w:r>
+        <w:rPr>
+          <w:b/>
+        </w:rPr>
+        <w:t>mechanism</w:t>
+      </w:r>
+      <w:r>
+        <w:rPr>
+          <w:b w:val="0"/>
+        </w:rPr>
+        <w:t xml:space="preserve">  □ I used </w:t>
+      </w:r>
+      <w:r>
+        <w:rPr>
+          <w:b/>
+        </w:rPr>
+        <w:t>evidence</w:t>
+      </w:r>
+      <w:r>
+        <w:rPr>
+          <w:b w:val="0"/>
+        </w:rPr>
+        <w:t xml:space="preserve">  □ I tested a fresh case  □ I named a limitation  □ I can answer ‘why?’</w:t>
       </w:r>
     </w:p>
     <w:p>
@@ -4105,6 +6066,11 @@
       </w:r>
     </w:p>
     <w:p>
+      <w:r>
+        <w:t>Revisit the complete A Distribution of Possibilities case for supported practice. Repeated examples do not become fresh assessments.</w:t>
+      </w:r>
+    </w:p>
+    <w:p>
       <w:pPr>
         <w:pStyle w:val="Heading3"/>
       </w:pPr>
@@ -4113,7 +6079,13 @@
       </w:r>
     </w:p>
     <w:p>
-      <w:r>
+      <w:pPr>
+        <w:spacing w:line="336" w:lineRule="auto" w:after="180"/>
+      </w:pPr>
+      <w:r>
+        <w:rPr>
+          <w:b w:val="0"/>
+        </w:rPr>
         <w:t>Use the supplied details to practise the weekly concept before attempting the independent question. This case extends the illustrated lesson.</w:t>
       </w:r>
     </w:p>
@@ -4126,8 +6098,26 @@
       </w:r>
     </w:p>
     <w:p>
-      <w:r>
-        <w:t>A toy next-token distribution is rain .5, sun .3, snow .2.</w:t>
+      <w:pPr>
+        <w:spacing w:line="336" w:lineRule="auto" w:after="180"/>
+      </w:pPr>
+      <w:r>
+        <w:rPr>
+          <w:b w:val="0"/>
+        </w:rPr>
+        <w:t xml:space="preserve">A toy next-token </w:t>
+      </w:r>
+      <w:r>
+        <w:rPr>
+          <w:b/>
+        </w:rPr>
+        <w:t>distribution</w:t>
+      </w:r>
+      <w:r>
+        <w:rPr>
+          <w:b w:val="0"/>
+        </w:rPr>
+        <w:t xml:space="preserve"> is rain .5, sun .3, snow .2.</w:t>
       </w:r>
     </w:p>
     <w:p>
@@ -4139,7 +6129,13 @@
       </w:r>
     </w:p>
     <w:p>
-      <w:r>
+      <w:pPr>
+        <w:spacing w:line="336" w:lineRule="auto" w:after="180"/>
+      </w:pPr>
+      <w:r>
+        <w:rPr>
+          <w:b w:val="0"/>
+        </w:rPr>
         <w:t>Check total and interpret the largest value.</w:t>
       </w:r>
     </w:p>
@@ -4152,7 +6148,13 @@
       </w:r>
     </w:p>
     <w:p>
-      <w:r>
+      <w:pPr>
+        <w:spacing w:line="336" w:lineRule="auto" w:after="180"/>
+      </w:pPr>
+      <w:r>
+        <w:rPr>
+          <w:b w:val="0"/>
+        </w:rPr>
         <w:t>Total is 1. Rain is most likely, not guaranteed under sampling. Token probability is not whole-sentence truth.</w:t>
       </w:r>
     </w:p>
@@ -4165,7 +6167,14 @@
       </w:r>
     </w:p>
     <w:p>
-      <w:r>
+      <w:pPr>
+        <w:spacing w:line="336" w:lineRule="auto" w:after="180"/>
+        <w:shd w:fill="F5F1FB"/>
+      </w:pPr>
+      <w:r>
+        <w:rPr>
+          <w:b w:val="0"/>
+        </w:rPr>
         <w:t>Which detail supports the answer, and why does it matter?</w:t>
       </w:r>
     </w:p>
@@ -4321,17 +6330,47 @@
       </w:tr>
     </w:tbl>
     <w:p>
-      <w:r>
-        <w:t>A toy next-token distribution is rain .5, sun .3, snow .2.</w:t>
-      </w:r>
-    </w:p>
-    <w:p>
-      <w:r>
+      <w:pPr>
+        <w:spacing w:line="336" w:lineRule="auto" w:after="180"/>
+      </w:pPr>
+      <w:r>
+        <w:rPr>
+          <w:b w:val="0"/>
+        </w:rPr>
+        <w:t xml:space="preserve">A toy next-token </w:t>
+      </w:r>
+      <w:r>
+        <w:rPr>
+          <w:b/>
+        </w:rPr>
+        <w:t>distribution</w:t>
+      </w:r>
+      <w:r>
+        <w:rPr>
+          <w:b w:val="0"/>
+        </w:rPr>
+        <w:t xml:space="preserve"> is rain .5, sun .3, snow .2.</w:t>
+      </w:r>
+    </w:p>
+    <w:p>
+      <w:pPr>
+        <w:spacing w:line="336" w:lineRule="auto" w:after="180"/>
+      </w:pPr>
+      <w:r>
+        <w:rPr>
+          <w:b w:val="0"/>
+        </w:rPr>
         <w:t>Check total and interpret the largest value.</w:t>
       </w:r>
     </w:p>
     <w:p>
-      <w:r>
+      <w:pPr>
+        <w:spacing w:line="336" w:lineRule="auto" w:after="180"/>
+      </w:pPr>
+      <w:r>
+        <w:rPr>
+          <w:b w:val="0"/>
+        </w:rPr>
         <w:t>Total is 1. Rain is most likely, not guaranteed under sampling. Token probability is not whole-sentence truth.</w:t>
       </w:r>
     </w:p>
@@ -4344,6 +6383,11 @@
       </w:r>
     </w:p>
     <w:p>
+      <w:r>
+        <w:t>Attempt the reserved new case before feedback. Record support; the earlier examples below remain additional practice.</w:t>
+      </w:r>
+    </w:p>
+    <w:p>
       <w:pPr>
         <w:pStyle w:val="Heading3"/>
       </w:pPr>
@@ -4352,8 +6396,25 @@
       </w:r>
     </w:p>
     <w:p>
-      <w:r>
-        <w:t>First tokens go=0.4, wait=0.35, ask=0.25. End probabilities given them are 0.5,0.8,1 respectively; each branch has a complementary more token. Compute all three end-path probabilities and their sum. Which first token is greedy, which end path is largest, and does either verify a real status?</w:t>
+      <w:pPr>
+        <w:spacing w:line="336" w:lineRule="auto" w:after="180"/>
+      </w:pPr>
+      <w:r>
+        <w:rPr>
+          <w:b w:val="0"/>
+        </w:rPr>
+        <w:t>First tokens go=0.4, wait=0.35, ask=0.25. End probabilities given them are 0.5,0.8,1 respectively; each branch has a complementary more token. Compute all three end-path probabilities and their sum.</w:t>
+      </w:r>
+    </w:p>
+    <w:p>
+      <w:pPr>
+        <w:spacing w:line="336" w:lineRule="auto" w:after="180"/>
+      </w:pPr>
+      <w:r>
+        <w:rPr>
+          <w:b w:val="0"/>
+        </w:rPr>
+        <w:t>Which first token is greedy, which end path is largest, and does either verify a real status?</w:t>
       </w:r>
     </w:p>
     <w:p>
@@ -4400,7 +6461,13 @@
       </w:r>
     </w:p>
     <w:p>
-      <w:r>
+      <w:pPr>
+        <w:spacing w:line="336" w:lineRule="auto" w:after="180"/>
+      </w:pPr>
+      <w:r>
+        <w:rPr>
+          <w:b w:val="0"/>
+        </w:rPr>
         <w:t>Attempt this case before feedback. Record any help. Earlier examples below are further practice; a case already practised with feedback cannot establish fresh transfer.</w:t>
       </w:r>
     </w:p>
@@ -4413,18 +6480,55 @@
       </w:r>
     </w:p>
     <w:p>
-      <w:r>
+      <w:pPr>
+        <w:spacing w:line="336" w:lineRule="auto" w:after="180"/>
+      </w:pPr>
+      <w:r>
+        <w:rPr>
+          <w:b w:val="0"/>
+        </w:rPr>
         <w:t>Close the worked explanation. Apply the idea to this different question without copying.</w:t>
       </w:r>
     </w:p>
     <w:p>
-      <w:r>
-        <w:t>A toy next-token distribution assigns cat 0.5, dog 0.3 and bird 0.2. Check the total and name the most likely token. Must it be selected every time when sampling?</w:t>
-      </w:r>
-    </w:p>
-    <w:p>
-      <w:r>
-        <w:t>My answer, with a trace, calculation or supporting evidence</w:t>
+      <w:pPr>
+        <w:spacing w:line="336" w:lineRule="auto" w:after="180"/>
+        <w:shd w:fill="F5F1FB"/>
+      </w:pPr>
+      <w:r>
+        <w:rPr>
+          <w:b w:val="0"/>
+        </w:rPr>
+        <w:t xml:space="preserve">A toy next-token </w:t>
+      </w:r>
+      <w:r>
+        <w:rPr>
+          <w:b/>
+        </w:rPr>
+        <w:t>distribution</w:t>
+      </w:r>
+      <w:r>
+        <w:rPr>
+          <w:b w:val="0"/>
+        </w:rPr>
+        <w:t xml:space="preserve"> assigns cat 0.5, dog 0.3 and bird 0.2. Check the total and name the most likely token. Must it be selected every time when sampling?</w:t>
+      </w:r>
+    </w:p>
+    <w:p>
+      <w:pPr>
+        <w:spacing w:line="336" w:lineRule="auto" w:after="180"/>
+      </w:pPr>
+      <w:r>
+        <w:rPr>
+          <w:b w:val="0"/>
+        </w:rPr>
+        <w:t xml:space="preserve">My answer, with a trace, calculation or supporting </w:t>
+      </w:r>
+      <w:r>
+        <w:rPr>
+          <w:b/>
+        </w:rPr>
+        <w:t>evidence</w:t>
       </w:r>
     </w:p>
     <w:p>
@@ -4469,13 +6573,37 @@
       </w:r>
     </w:p>
     <w:p>
-      <w:r>
+      <w:pPr>
+        <w:spacing w:line="336" w:lineRule="auto" w:after="180"/>
+      </w:pPr>
+      <w:r>
+        <w:rPr>
+          <w:b w:val="0"/>
+        </w:rPr>
         <w:t>Change one relevant detail. Predict the result before testing. Include a boundary or missing-information case when it helps reveal a limit.</w:t>
       </w:r>
     </w:p>
     <w:p>
-      <w:r>
-        <w:t>My changed input and expected result</w:t>
+      <w:pPr>
+        <w:spacing w:line="336" w:lineRule="auto" w:after="180"/>
+      </w:pPr>
+      <w:r>
+        <w:rPr>
+          <w:b w:val="0"/>
+        </w:rPr>
+        <w:t xml:space="preserve">My changed </w:t>
+      </w:r>
+      <w:r>
+        <w:rPr>
+          <w:b/>
+        </w:rPr>
+        <w:t>input</w:t>
+      </w:r>
+      <w:r>
+        <w:rPr>
+          <w:b w:val="0"/>
+        </w:rPr>
+        <w:t xml:space="preserve"> and expected result</w:t>
       </w:r>
     </w:p>
     <w:p>
@@ -4520,13 +6648,37 @@
       </w:r>
     </w:p>
     <w:p>
-      <w:r>
+      <w:pPr>
+        <w:spacing w:line="336" w:lineRule="auto" w:after="180"/>
+      </w:pPr>
+      <w:r>
+        <w:rPr>
+          <w:b w:val="0"/>
+        </w:rPr>
         <w:t>Explain that Study Buddy responses come from possibilities, so important claims need checks.</w:t>
       </w:r>
     </w:p>
     <w:p>
-      <w:r>
-        <w:t>The evidence I will keep</w:t>
+      <w:pPr>
+        <w:spacing w:line="336" w:lineRule="auto" w:after="180"/>
+      </w:pPr>
+      <w:r>
+        <w:rPr>
+          <w:b w:val="0"/>
+        </w:rPr>
+        <w:t xml:space="preserve">The </w:t>
+      </w:r>
+      <w:r>
+        <w:rPr>
+          <w:b/>
+        </w:rPr>
+        <w:t>evidence</w:t>
+      </w:r>
+      <w:r>
+        <w:rPr>
+          <w:b w:val="0"/>
+        </w:rPr>
+        <w:t xml:space="preserve"> I will keep</w:t>
       </w:r>
     </w:p>
     <w:p>
@@ -4563,8 +6715,26 @@
       </w:r>
     </w:p>
     <w:p>
-      <w:r>
-        <w:t>Your teacher has the independent answer and scoring criteria. Complete the matching workbook week to keep your practice evidence together.</w:t>
+      <w:pPr>
+        <w:spacing w:line="336" w:lineRule="auto" w:after="180"/>
+      </w:pPr>
+      <w:r>
+        <w:rPr>
+          <w:b w:val="0"/>
+        </w:rPr>
+        <w:t xml:space="preserve">Your teacher has the independent answer and scoring criteria. Complete the matching workbook week to keep your practice </w:t>
+      </w:r>
+      <w:r>
+        <w:rPr>
+          <w:b/>
+        </w:rPr>
+        <w:t>evidence</w:t>
+      </w:r>
+      <w:r>
+        <w:rPr>
+          <w:b w:val="0"/>
+        </w:rPr>
+        <w:t xml:space="preserve"> together.</w:t>
       </w:r>
     </w:p>
     <w:p>
@@ -4576,8 +6746,39 @@
       </w:r>
     </w:p>
     <w:p>
-      <w:r>
-        <w:t>A toy next-token distribution is sun=.5, rain=.3, snow=.2. Over ten samples, must sun occur exactly five times? Does the highest-probability token establish a true statement about weather?</w:t>
+      <w:pPr>
+        <w:spacing w:line="336" w:lineRule="auto" w:after="180"/>
+        <w:shd w:fill="F5F1FB"/>
+      </w:pPr>
+      <w:r>
+        <w:rPr>
+          <w:b w:val="0"/>
+        </w:rPr>
+        <w:t xml:space="preserve">A toy next-token </w:t>
+      </w:r>
+      <w:r>
+        <w:rPr>
+          <w:b/>
+        </w:rPr>
+        <w:t>distribution</w:t>
+      </w:r>
+      <w:r>
+        <w:rPr>
+          <w:b w:val="0"/>
+        </w:rPr>
+        <w:t xml:space="preserve"> is sun=.5, rain=.3, snow=.2. Over ten </w:t>
+      </w:r>
+      <w:r>
+        <w:rPr>
+          <w:b/>
+        </w:rPr>
+        <w:t>sample</w:t>
+      </w:r>
+      <w:r>
+        <w:rPr>
+          <w:b w:val="0"/>
+        </w:rPr>
+        <w:t>s, must sun occur exactly five times? Does the highest-probability token establish a true statement about weather?</w:t>
       </w:r>
     </w:p>
     <w:p>
@@ -4632,8 +6833,25 @@
       </w:r>
     </w:p>
     <w:p>
-      <w:r>
-        <w:t>Attempt the independent case before hints. Record whether you worked alone, used a hint or followed a model. After feedback, fix the first unsupported step and explain why it changed. A later check uses a changed case, not a copied answer.</w:t>
+      <w:pPr>
+        <w:spacing w:line="336" w:lineRule="auto" w:after="180"/>
+      </w:pPr>
+      <w:r>
+        <w:rPr>
+          <w:b w:val="0"/>
+        </w:rPr>
+        <w:t>Attempt the independent case before hints. Record whether you worked alone, used a hint or followed a model. After feedback, fix the first unsupported step and explain why it changed.</w:t>
+      </w:r>
+    </w:p>
+    <w:p>
+      <w:pPr>
+        <w:spacing w:line="336" w:lineRule="auto" w:after="180"/>
+      </w:pPr>
+      <w:r>
+        <w:rPr>
+          <w:b w:val="0"/>
+        </w:rPr>
+        <w:t>A later check uses a changed case, not a copied answer.</w:t>
       </w:r>
     </w:p>
     <w:p>
@@ -4646,7 +6864,30 @@
     </w:p>
     <w:p>
       <w:r>
-        <w:t>Start with this question: A fictional two-stage token tree illustrates next-token prediction.</w:t>
+        <w:t>Use this map to navigate A Distribution of Possibilities, connect the goals to tasks and keep one evidence record for each attempt.</w:t>
+      </w:r>
+    </w:p>
+    <w:p>
+      <w:pPr>
+        <w:spacing w:line="336" w:lineRule="auto" w:after="180"/>
+      </w:pPr>
+      <w:r>
+        <w:rPr>
+          <w:b w:val="0"/>
+        </w:rPr>
+        <w:t xml:space="preserve">Start with this question: A fictional two-stage token tree illustrates next-token </w:t>
+      </w:r>
+      <w:r>
+        <w:rPr>
+          <w:b/>
+        </w:rPr>
+        <w:t>prediction</w:t>
+      </w:r>
+      <w:r>
+        <w:rPr>
+          <w:b w:val="0"/>
+        </w:rPr>
+        <w:t>.</w:t>
       </w:r>
     </w:p>
     <w:tbl>
@@ -4752,13 +6993,61 @@
       </w:tr>
     </w:tbl>
     <w:p>
-      <w:r>
-        <w:t>Remember → watch and explain → try with help → investigate → try independently → keep project evidence. Your teacher may spread this lesson across several classes.</w:t>
-      </w:r>
-    </w:p>
-    <w:p>
-      <w:r>
-        <w:t>Keep your first prediction. Compare it with what the evidence shows and explain any change.</w:t>
+      <w:pPr>
+        <w:spacing w:line="336" w:lineRule="auto" w:after="180"/>
+      </w:pPr>
+      <w:r>
+        <w:rPr>
+          <w:b w:val="0"/>
+        </w:rPr>
+        <w:t xml:space="preserve">Remember → watch and explain → try with help → investigate → try independently → keep project </w:t>
+      </w:r>
+      <w:r>
+        <w:rPr>
+          <w:b/>
+        </w:rPr>
+        <w:t>evidence</w:t>
+      </w:r>
+      <w:r>
+        <w:rPr>
+          <w:b w:val="0"/>
+        </w:rPr>
+        <w:t>. Your teacher may spread this lesson across several classes.</w:t>
+      </w:r>
+    </w:p>
+    <w:p>
+      <w:pPr>
+        <w:spacing w:line="336" w:lineRule="auto" w:after="180"/>
+      </w:pPr>
+      <w:r>
+        <w:rPr>
+          <w:b w:val="0"/>
+        </w:rPr>
+        <w:t xml:space="preserve">Keep your first </w:t>
+      </w:r>
+      <w:r>
+        <w:rPr>
+          <w:b/>
+        </w:rPr>
+        <w:t>prediction</w:t>
+      </w:r>
+      <w:r>
+        <w:rPr>
+          <w:b w:val="0"/>
+        </w:rPr>
+        <w:t xml:space="preserve">. Compare it with what the </w:t>
+      </w:r>
+      <w:r>
+        <w:rPr>
+          <w:b/>
+        </w:rPr>
+        <w:t>evidence</w:t>
+      </w:r>
+      <w:r>
+        <w:rPr>
+          <w:b w:val="0"/>
+        </w:rPr>
+        <w:t xml:space="preserve"> shows and explain any change.</w:t>
       </w:r>
     </w:p>
     <w:p>
@@ -4771,7 +7060,24 @@
     </w:p>
     <w:p>
       <w:r>
-        <w:t>Close your notes. Explain this goal in your own words: Check whether a next-token table is a valid probability distribution</w:t>
+        <w:t>Explain A Distribution of Possibilities without notes, identify a remaining question and plan a later check with a changed case.</w:t>
+      </w:r>
+    </w:p>
+    <w:p>
+      <w:pPr>
+        <w:spacing w:line="336" w:lineRule="auto" w:after="180"/>
+      </w:pPr>
+      <w:r>
+        <w:rPr>
+          <w:b w:val="0"/>
+        </w:rPr>
+        <w:t xml:space="preserve">Close your notes. Explain this goal in your own words: Check whether a next-token table is a valid </w:t>
+      </w:r>
+      <w:r>
+        <w:rPr>
+          <w:b/>
+        </w:rPr>
+        <w:t>probability distribution</w:t>
       </w:r>
     </w:p>
     <w:p>
@@ -4808,13 +7114,61 @@
       </w:r>
     </w:p>
     <w:p>
-      <w:r>
-        <w:t>If you are unsure, return to the worked picture and explain one arrow. If you are ready, change an input or assumption and justify your prediction.</w:t>
-      </w:r>
-    </w:p>
-    <w:p>
-      <w:r>
-        <w:t>Save your workbook evidence. At the next review, try a different case before opening your old answer.</w:t>
+      <w:pPr>
+        <w:spacing w:line="336" w:lineRule="auto" w:after="180"/>
+      </w:pPr>
+      <w:r>
+        <w:rPr>
+          <w:b w:val="0"/>
+        </w:rPr>
+        <w:t xml:space="preserve">If you are unsure, return to the worked picture and explain one arrow. If you are ready, change an </w:t>
+      </w:r>
+      <w:r>
+        <w:rPr>
+          <w:b/>
+        </w:rPr>
+        <w:t>input</w:t>
+      </w:r>
+      <w:r>
+        <w:rPr>
+          <w:b w:val="0"/>
+        </w:rPr>
+        <w:t xml:space="preserve"> or assumption and justify your </w:t>
+      </w:r>
+      <w:r>
+        <w:rPr>
+          <w:b/>
+        </w:rPr>
+        <w:t>prediction</w:t>
+      </w:r>
+      <w:r>
+        <w:rPr>
+          <w:b w:val="0"/>
+        </w:rPr>
+        <w:t>.</w:t>
+      </w:r>
+    </w:p>
+    <w:p>
+      <w:pPr>
+        <w:spacing w:line="336" w:lineRule="auto" w:after="180"/>
+      </w:pPr>
+      <w:r>
+        <w:rPr>
+          <w:b w:val="0"/>
+        </w:rPr>
+        <w:t xml:space="preserve">Save your workbook </w:t>
+      </w:r>
+      <w:r>
+        <w:rPr>
+          <w:b/>
+        </w:rPr>
+        <w:t>evidence</w:t>
+      </w:r>
+      <w:r>
+        <w:rPr>
+          <w:b w:val="0"/>
+        </w:rPr>
+        <w:t>. At the next review, try a different case before opening your old answer.</w:t>
       </w:r>
     </w:p>
     <w:p>
@@ -4827,12 +7181,41 @@
     </w:p>
     <w:p>
       <w:r>
+        <w:t>Attempt supported questions before using hints or feedback. Review a missing building block, then keep the completed work.</w:t>
+      </w:r>
+    </w:p>
+    <w:p>
+      <w:pPr>
+        <w:spacing w:line="336" w:lineRule="auto" w:after="180"/>
+      </w:pPr>
+      <w:r>
+        <w:rPr>
+          <w:b w:val="0"/>
+        </w:rPr>
         <w:t>Use this supported practice once, in the browser or on paper. Keep the reserved independent assessment for a separate first attempt before teacher feedback.</w:t>
       </w:r>
     </w:p>
     <w:p>
-      <w:r>
-        <w:t>A fictional two-stage token tree illustrates next-token prediction.</w:t>
+      <w:pPr>
+        <w:spacing w:line="336" w:lineRule="auto" w:after="180"/>
+      </w:pPr>
+      <w:r>
+        <w:rPr>
+          <w:b w:val="0"/>
+        </w:rPr>
+        <w:t xml:space="preserve">A fictional two-stage token tree illustrates next-token </w:t>
+      </w:r>
+      <w:r>
+        <w:rPr>
+          <w:b/>
+        </w:rPr>
+        <w:t>prediction</w:t>
+      </w:r>
+      <w:r>
+        <w:rPr>
+          <w:b w:val="0"/>
+        </w:rPr>
+        <w:t>.</w:t>
       </w:r>
     </w:p>
     <w:p>
@@ -4844,28 +7227,68 @@
       </w:r>
     </w:p>
     <w:p>
-      <w:r>
+      <w:pPr>
+        <w:spacing w:line="336" w:lineRule="auto" w:after="180"/>
+      </w:pPr>
+      <w:r>
+        <w:rPr>
+          <w:b w:val="0"/>
+        </w:rPr>
         <w:t>Which labelled step matches this detail? rain→end is the more probable of the two complete end paths.</w:t>
       </w:r>
     </w:p>
     <w:p>
-      <w:r>
+      <w:pPr>
+        <w:spacing w:line="336" w:lineRule="auto" w:after="180"/>
+        <w:shd w:fill="F4F9FC"/>
+      </w:pPr>
+      <w:r>
+        <w:rPr>
+          <w:b w:val="0"/>
+        </w:rPr>
         <w:t>1. Rain branches</w:t>
       </w:r>
     </w:p>
     <w:p>
-      <w:r>
+      <w:pPr>
+        <w:spacing w:line="336" w:lineRule="auto" w:after="180"/>
+        <w:shd w:fill="F4F9FC"/>
+      </w:pPr>
+      <w:r>
+        <w:rPr>
+          <w:b w:val="0"/>
+        </w:rPr>
         <w:t>2. Compare end paths</w:t>
       </w:r>
     </w:p>
     <w:p>
-      <w:r>
+      <w:pPr>
+        <w:spacing w:line="336" w:lineRule="auto" w:after="180"/>
+        <w:shd w:fill="F4F9FC"/>
+      </w:pPr>
+      <w:r>
+        <w:rPr>
+          <w:b w:val="0"/>
+        </w:rPr>
         <w:t>3. Sun branches</w:t>
       </w:r>
     </w:p>
     <w:p>
-      <w:r>
-        <w:t>4. First distribution</w:t>
+      <w:pPr>
+        <w:spacing w:line="336" w:lineRule="auto" w:after="180"/>
+        <w:shd w:fill="F4F9FC"/>
+      </w:pPr>
+      <w:r>
+        <w:rPr>
+          <w:b w:val="0"/>
+        </w:rPr>
+        <w:t xml:space="preserve">4. First </w:t>
+      </w:r>
+      <w:r>
+        <w:rPr>
+          <w:b/>
+        </w:rPr>
+        <w:t>distribution</w:t>
       </w:r>
     </w:p>
     <w:p>
@@ -4902,40 +7325,154 @@
       </w:r>
     </w:p>
     <w:p>
-      <w:r>
+      <w:pPr>
+        <w:pStyle w:val="Heading3"/>
+      </w:pPr>
+      <w:r>
+        <w:t>Hint · try first</w:t>
+      </w:r>
+    </w:p>
+    <w:p>
+      <w:pPr>
+        <w:spacing w:line="336" w:lineRule="auto" w:after="180"/>
+        <w:shd w:fill="F1F6F8"/>
+      </w:pPr>
+      <w:r>
+        <w:rPr>
+          <w:b w:val="0"/>
+        </w:rPr>
         <w:t>Hint if needed: Read the steps in the pictorial case. Match the supplied detail to the stage that performs or records it.</w:t>
       </w:r>
     </w:p>
     <w:p>
-      <w:r>
-        <w:t>After your attempt, compare with the supported explanation: Compare end paths rain→end is the more probable of the two complete end paths. Conditional probabilities describe what follows a particular prefix. Multiplying along a path gives its joint probability. The four branch products sum to 1, but the two end paths sum to 0.625 because more branches have not ended. Greedy decoding selects sun then more; it does not guarantee the most likely complete sequence.</w:t>
-      </w:r>
-    </w:p>
-    <w:p>
       <w:pPr>
         <w:pStyle w:val="Heading3"/>
       </w:pPr>
       <w:r>
+        <w:t>Feedback · compare after trying</w:t>
+      </w:r>
+    </w:p>
+    <w:p>
+      <w:pPr>
+        <w:spacing w:line="336" w:lineRule="auto" w:after="180"/>
+        <w:shd w:fill="F1F6FC"/>
+      </w:pPr>
+      <w:r>
+        <w:rPr>
+          <w:b w:val="0"/>
+        </w:rPr>
+        <w:t>After your attempt, compare with the supported explanation: Compare end paths rain→end is the more probable of the two complete end paths. Conditional probabilities describe what follows a particular prefix.</w:t>
+      </w:r>
+    </w:p>
+    <w:p>
+      <w:pPr>
+        <w:spacing w:line="336" w:lineRule="auto" w:after="180"/>
+        <w:shd w:fill="F1F6FC"/>
+      </w:pPr>
+      <w:r>
+        <w:rPr>
+          <w:b w:val="0"/>
+        </w:rPr>
+        <w:t>Multiplying along a path gives its joint probability. The four branch products sum to 1, but the two end paths sum to 0.625 because more branches have not ended.</w:t>
+      </w:r>
+    </w:p>
+    <w:p>
+      <w:pPr>
+        <w:spacing w:line="336" w:lineRule="auto" w:after="180"/>
+        <w:shd w:fill="F1F6FC"/>
+      </w:pPr>
+      <w:r>
+        <w:rPr>
+          <w:b w:val="0"/>
+        </w:rPr>
+        <w:t>Greedy decoding selects sun then more; it does not guarantee the most likely complete sequence.</w:t>
+      </w:r>
+    </w:p>
+    <w:p>
+      <w:pPr>
+        <w:pStyle w:val="Heading3"/>
+      </w:pPr>
+      <w:r>
         <w:t>Practice 2: explain the deciding evidence</w:t>
       </w:r>
     </w:p>
     <w:p>
-      <w:r>
+      <w:pPr>
+        <w:pStyle w:val="Heading3"/>
+      </w:pPr>
+      <w:r>
+        <w:t>Changed case · predict first</w:t>
+      </w:r>
+    </w:p>
+    <w:p>
+      <w:pPr>
+        <w:spacing w:line="336" w:lineRule="auto" w:after="180"/>
+        <w:shd w:fill="F5F1FB"/>
+      </w:pPr>
+      <w:r>
+        <w:rPr>
+          <w:b w:val="0"/>
+        </w:rPr>
         <w:t>Changed-case practice: Raise end-given-sun to 0.8 and lower more-given-sun to 0.2. Which conclusion is supported by the supplied facts?</w:t>
       </w:r>
     </w:p>
     <w:p>
-      <w:r>
-        <w:t>1. We can decide the result without examining the changed input or the procedure.</w:t>
-      </w:r>
-    </w:p>
-    <w:p>
-      <w:r>
-        <w:t>2. This one example guarantees correct results for every future input.</w:t>
-      </w:r>
-    </w:p>
-    <w:p>
-      <w:r>
+      <w:pPr>
+        <w:spacing w:line="336" w:lineRule="auto" w:after="180"/>
+        <w:shd w:fill="F4F9FC"/>
+      </w:pPr>
+      <w:r>
+        <w:rPr>
+          <w:b w:val="0"/>
+        </w:rPr>
+        <w:t xml:space="preserve">1. We can decide the result without examining the changed </w:t>
+      </w:r>
+      <w:r>
+        <w:rPr>
+          <w:b/>
+        </w:rPr>
+        <w:t>input</w:t>
+      </w:r>
+      <w:r>
+        <w:rPr>
+          <w:b w:val="0"/>
+        </w:rPr>
+        <w:t xml:space="preserve"> or the procedure.</w:t>
+      </w:r>
+    </w:p>
+    <w:p>
+      <w:pPr>
+        <w:spacing w:line="336" w:lineRule="auto" w:after="180"/>
+        <w:shd w:fill="F4F9FC"/>
+      </w:pPr>
+      <w:r>
+        <w:rPr>
+          <w:b w:val="0"/>
+        </w:rPr>
+        <w:t xml:space="preserve">2. This one example guarantees correct results for every future </w:t>
+      </w:r>
+      <w:r>
+        <w:rPr>
+          <w:b/>
+        </w:rPr>
+        <w:t>input</w:t>
+      </w:r>
+      <w:r>
+        <w:rPr>
+          <w:b w:val="0"/>
+        </w:rPr>
+        <w:t>.</w:t>
+      </w:r>
+    </w:p>
+    <w:p>
+      <w:pPr>
+        <w:spacing w:line="336" w:lineRule="auto" w:after="180"/>
+        <w:shd w:fill="F4F9FC"/>
+      </w:pPr>
+      <w:r>
+        <w:rPr>
+          <w:b w:val="0"/>
+        </w:rPr>
         <w:t>3. sun→end becomes 0.44, beating unchanged rain→end 0.405.</w:t>
       </w:r>
     </w:p>
@@ -4973,26 +7510,121 @@
       </w:r>
     </w:p>
     <w:p>
-      <w:r>
+      <w:pPr>
+        <w:pStyle w:val="Heading3"/>
+      </w:pPr>
+      <w:r>
+        <w:t>Hint · try first</w:t>
+      </w:r>
+    </w:p>
+    <w:p>
+      <w:pPr>
+        <w:spacing w:line="336" w:lineRule="auto" w:after="180"/>
+        <w:shd w:fill="F1F6F8"/>
+      </w:pPr>
+      <w:r>
+        <w:rPr>
+          <w:b w:val="0"/>
+        </w:rPr>
         <w:t>Hint if needed: Use the changed condition and the deciding step in the pictorial trace. The answer must say what follows from those facts.</w:t>
       </w:r>
     </w:p>
     <w:p>
-      <w:r>
-        <w:t>After your attempt, compare with the supported explanation: sun→end becomes 0.44, beating unchanged rain→end 0.405. Changing one conditional distribution changes its path products while the first-token probabilities remain fixed.</w:t>
-      </w:r>
-    </w:p>
-    <w:p>
       <w:pPr>
         <w:pStyle w:val="Heading3"/>
       </w:pPr>
       <w:r>
+        <w:t>Feedback · compare after trying</w:t>
+      </w:r>
+    </w:p>
+    <w:p>
+      <w:pPr>
+        <w:spacing w:line="336" w:lineRule="auto" w:after="180"/>
+        <w:shd w:fill="F1F6FC"/>
+      </w:pPr>
+      <w:r>
+        <w:rPr>
+          <w:b w:val="0"/>
+        </w:rPr>
+        <w:t>After your attempt, compare with the supported explanation: sun→end becomes 0.44, beating unchanged rain→end 0.405.</w:t>
+      </w:r>
+    </w:p>
+    <w:p>
+      <w:pPr>
+        <w:spacing w:line="336" w:lineRule="auto" w:after="180"/>
+        <w:shd w:fill="F1F6FC"/>
+      </w:pPr>
+      <w:r>
+        <w:rPr>
+          <w:b w:val="0"/>
+        </w:rPr>
+        <w:t xml:space="preserve">Changing one conditional </w:t>
+      </w:r>
+      <w:r>
+        <w:rPr>
+          <w:b/>
+        </w:rPr>
+        <w:t>distribution</w:t>
+      </w:r>
+      <w:r>
+        <w:rPr>
+          <w:b w:val="0"/>
+        </w:rPr>
+        <w:t xml:space="preserve"> changes its path products while the first-token probabilities remain fixed.</w:t>
+      </w:r>
+    </w:p>
+    <w:p>
+      <w:pPr>
+        <w:pStyle w:val="Heading3"/>
+      </w:pPr>
+      <w:r>
         <w:t>Repair a missing building block</w:t>
       </w:r>
     </w:p>
     <w:p>
-      <w:r>
-        <w:t>Review Predictive and Generative AI (ai-3/1). Goal: Distinguish discriminative prediction from generation by inspecting the requested output. Short practice: Identify the first unsupported claim and explain what source would be needed before asserting it.. Return to this week and explain what you changed.</w:t>
+      <w:pPr>
+        <w:spacing w:line="336" w:lineRule="auto" w:after="180"/>
+      </w:pPr>
+      <w:r>
+        <w:rPr>
+          <w:b w:val="0"/>
+        </w:rPr>
+        <w:t xml:space="preserve">Review Predictive and Generative AI (ai-3/1). Goal: Distinguish discriminative </w:t>
+      </w:r>
+      <w:r>
+        <w:rPr>
+          <w:b/>
+        </w:rPr>
+        <w:t>prediction</w:t>
+      </w:r>
+      <w:r>
+        <w:rPr>
+          <w:b w:val="0"/>
+        </w:rPr>
+        <w:t xml:space="preserve"> from generation by inspecting the requested </w:t>
+      </w:r>
+      <w:r>
+        <w:rPr>
+          <w:b/>
+        </w:rPr>
+        <w:t>output</w:t>
+      </w:r>
+      <w:r>
+        <w:rPr>
+          <w:b w:val="0"/>
+        </w:rPr>
+        <w:t>.</w:t>
+      </w:r>
+    </w:p>
+    <w:p>
+      <w:pPr>
+        <w:spacing w:line="336" w:lineRule="auto" w:after="180"/>
+      </w:pPr>
+      <w:r>
+        <w:rPr>
+          <w:b w:val="0"/>
+        </w:rPr>
+        <w:t>Short practice: Identify the first unsupported claim and explain what source would be needed before asserting it.. Return to this week and explain what you changed.</w:t>
       </w:r>
     </w:p>
     <w:p>
@@ -5004,8 +7636,581 @@
       </w:r>
     </w:p>
     <w:p>
-      <w:r>
-        <w:t>Use Download completed work in the hosted lesson to export your answers, reflections, practice feedback and code-run evidence. Open the HTML copy to read or print it. Drafts stay in this browser when storage is available; clear drafts on a shared device.</w:t>
+      <w:pPr>
+        <w:spacing w:line="336" w:lineRule="auto" w:after="180"/>
+      </w:pPr>
+      <w:r>
+        <w:rPr>
+          <w:b w:val="0"/>
+        </w:rPr>
+        <w:t xml:space="preserve">Use Download completed work in the hosted lesson to export your answers, reflections, practice feedback and code-run </w:t>
+      </w:r>
+      <w:r>
+        <w:rPr>
+          <w:b/>
+        </w:rPr>
+        <w:t>evidence</w:t>
+      </w:r>
+      <w:r>
+        <w:rPr>
+          <w:b w:val="0"/>
+        </w:rPr>
+        <w:t>. Open the HTML copy to read or print it.</w:t>
+      </w:r>
+    </w:p>
+    <w:p>
+      <w:pPr>
+        <w:spacing w:line="336" w:lineRule="auto" w:after="180"/>
+      </w:pPr>
+      <w:r>
+        <w:rPr>
+          <w:b w:val="0"/>
+        </w:rPr>
+        <w:t>Drafts stay in this browser when storage is available; clear drafts on a shared device.</w:t>
+      </w:r>
+    </w:p>
+    <w:p>
+      <w:pPr>
+        <w:pStyle w:val="Heading1"/>
+      </w:pPr>
+      <w:r>
+        <w:t>18. Visual concept journey</w:t>
+      </w:r>
+    </w:p>
+    <w:p>
+      <w:r>
+        <w:t>Explain each A Distribution of Possibilities graphic using its labels, deciding evidence and relevant limitation.</w:t>
+      </w:r>
+    </w:p>
+    <w:p>
+      <w:pPr>
+        <w:pStyle w:val="Heading3"/>
+      </w:pPr>
+      <w:r>
+        <w:t>01. A Distribution of Possibilities: the case</w:t>
+      </w:r>
+    </w:p>
+    <w:p>
+      <w:r>
+        <w:drawing>
+          <wp:inline xmlns:a="http://schemas.openxmlformats.org/drawingml/2006/main" xmlns:pic="http://schemas.openxmlformats.org/drawingml/2006/picture">
+            <wp:extent cx="5486400" cy="2840736"/>
+            <wp:docPr id="23" name="Picture 23" descr="A fictional two-stage token tree illustrates next-token prediction. Supplied facts: First token probabilities: sun 0.55, rain 0.45. Given sun: end 0.4, more 0.6. Given rain: end 0.9, more 0.1. These are complete toy branches; end paths stop, more paths do not."/>
+            <wp:cNvGraphicFramePr>
+              <a:graphicFrameLocks noChangeAspect="1"/>
+            </wp:cNvGraphicFramePr>
+            <a:graphic>
+              <a:graphicData uri="http://schemas.openxmlformats.org/drawingml/2006/picture">
+                <pic:pic>
+                  <pic:nvPicPr>
+                    <pic:cNvPr id="0" name="academy-story-ai-3-2-01.png"/>
+                    <pic:cNvPicPr/>
+                  </pic:nvPicPr>
+                  <pic:blipFill>
+                    <a:blip r:embed="rId30"/>
+                    <a:stretch>
+                      <a:fillRect/>
+                    </a:stretch>
+                  </pic:blipFill>
+                  <pic:spPr>
+                    <a:xfrm>
+                      <a:off x="0" y="0"/>
+                      <a:ext cx="5486400" cy="2840736"/>
+                    </a:xfrm>
+                    <a:prstGeom prst="rect"/>
+                  </pic:spPr>
+                </pic:pic>
+              </a:graphicData>
+            </a:graphic>
+          </wp:inline>
+        </w:drawing>
+      </w:r>
+    </w:p>
+    <w:p>
+      <w:pPr>
+        <w:spacing w:line="336" w:lineRule="auto" w:after="180"/>
+      </w:pPr>
+      <w:r>
+        <w:rPr>
+          <w:b w:val="0"/>
+        </w:rPr>
+        <w:t xml:space="preserve">A fictional two-stage token tree illustrates next-token </w:t>
+      </w:r>
+      <w:r>
+        <w:rPr>
+          <w:b/>
+        </w:rPr>
+        <w:t>prediction</w:t>
+      </w:r>
+      <w:r>
+        <w:rPr>
+          <w:b w:val="0"/>
+        </w:rPr>
+        <w:t>. Supplied facts: First token probabilities: sun 0.55, rain 0.45. Given sun: end 0.4, more 0.6. Given rain: end 0.9, more 0.1.</w:t>
+      </w:r>
+    </w:p>
+    <w:p>
+      <w:pPr>
+        <w:spacing w:line="336" w:lineRule="auto" w:after="180"/>
+      </w:pPr>
+      <w:r>
+        <w:rPr>
+          <w:b w:val="0"/>
+        </w:rPr>
+        <w:t>These are complete toy branches; end paths stop, more paths do not.</w:t>
+      </w:r>
+    </w:p>
+    <w:p>
+      <w:pPr>
+        <w:spacing w:line="336" w:lineRule="auto" w:after="180"/>
+        <w:shd w:fill="F5F1FB"/>
+      </w:pPr>
+      <w:r>
+        <w:rPr>
+          <w:b w:val="0"/>
+        </w:rPr>
+        <w:t>Point to the given fact that matters most. Explain why it matters.</w:t>
+      </w:r>
+    </w:p>
+    <w:p>
+      <w:pPr>
+        <w:pStyle w:val="Heading3"/>
+      </w:pPr>
+      <w:r>
+        <w:t>02. Follow the deciding steps</w:t>
+      </w:r>
+    </w:p>
+    <w:p>
+      <w:r>
+        <w:drawing>
+          <wp:inline xmlns:a="http://schemas.openxmlformats.org/drawingml/2006/main" xmlns:pic="http://schemas.openxmlformats.org/drawingml/2006/picture">
+            <wp:extent cx="5486400" cy="4005072"/>
+            <wp:docPr id="24" name="Picture 24" descr="First distribution: sun 0.55, rain 0.45: greedy first choice is sun. → Sun branches: sun→end:0.55×0.4=0.22; sun→more:0.55×0.6=0.33. → Rain branches: rain→end:0.45×0.9=0.405; rain→more:0.45×0.1=0.045. → Compare end paths: rain→end is the more probable of the two complete end paths."/>
+            <wp:cNvGraphicFramePr>
+              <a:graphicFrameLocks noChangeAspect="1"/>
+            </wp:cNvGraphicFramePr>
+            <a:graphic>
+              <a:graphicData uri="http://schemas.openxmlformats.org/drawingml/2006/picture">
+                <pic:pic>
+                  <pic:nvPicPr>
+                    <pic:cNvPr id="0" name="academy-story-ai-3-2-02.png"/>
+                    <pic:cNvPicPr/>
+                  </pic:nvPicPr>
+                  <pic:blipFill>
+                    <a:blip r:embed="rId31"/>
+                    <a:stretch>
+                      <a:fillRect/>
+                    </a:stretch>
+                  </pic:blipFill>
+                  <pic:spPr>
+                    <a:xfrm>
+                      <a:off x="0" y="0"/>
+                      <a:ext cx="5486400" cy="4005072"/>
+                    </a:xfrm>
+                    <a:prstGeom prst="rect"/>
+                  </pic:spPr>
+                </pic:pic>
+              </a:graphicData>
+            </a:graphic>
+          </wp:inline>
+        </w:drawing>
+      </w:r>
+    </w:p>
+    <w:p>
+      <w:pPr>
+        <w:spacing w:line="336" w:lineRule="auto" w:after="180"/>
+      </w:pPr>
+      <w:r>
+        <w:rPr>
+          <w:b w:val="0"/>
+        </w:rPr>
+        <w:t xml:space="preserve">First </w:t>
+      </w:r>
+      <w:r>
+        <w:rPr>
+          <w:b/>
+        </w:rPr>
+        <w:t>distribution</w:t>
+      </w:r>
+      <w:r>
+        <w:rPr>
+          <w:b w:val="0"/>
+        </w:rPr>
+        <w:t>: sun 0.55, rain 0.45: greedy first choice is sun. → Sun branches: sun→end:0.55×0.4=0.22; sun→more:0.55×0.6=0.33. → Rain branches: rain→end:0.45×0.9=0.405; rain→more:0.45×0.1=0.045. → Compare end paths: rain→end is the more probable of the two complete end paths.</w:t>
+      </w:r>
+    </w:p>
+    <w:p>
+      <w:pPr>
+        <w:spacing w:line="336" w:lineRule="auto" w:after="180"/>
+        <w:shd w:fill="F5F1FB"/>
+      </w:pPr>
+      <w:r>
+        <w:rPr>
+          <w:b w:val="0"/>
+        </w:rPr>
+        <w:t xml:space="preserve">Point to each numbered stage and explain which recorded </w:t>
+      </w:r>
+      <w:r>
+        <w:rPr>
+          <w:b/>
+        </w:rPr>
+        <w:t>input</w:t>
+      </w:r>
+      <w:r>
+        <w:rPr>
+          <w:b w:val="0"/>
+        </w:rPr>
+        <w:t xml:space="preserve"> it uses.</w:t>
+      </w:r>
+    </w:p>
+    <w:p>
+      <w:pPr>
+        <w:pStyle w:val="Heading3"/>
+      </w:pPr>
+      <w:r>
+        <w:t>03. Joint probabilities of the four toy branches</w:t>
+      </w:r>
+    </w:p>
+    <w:p>
+      <w:r>
+        <w:drawing>
+          <wp:inline xmlns:a="http://schemas.openxmlformats.org/drawingml/2006/main" xmlns:pic="http://schemas.openxmlformats.org/drawingml/2006/picture">
+            <wp:extent cx="5486400" cy="3584448"/>
+            <wp:docPr id="25" name="Picture 25" descr="Joint probabilities of the four toy branches. Units: probability. sun→end: 0.22. sun→more: 0.33. rain→end: 0.405. rain→more: 0.045."/>
+            <wp:cNvGraphicFramePr>
+              <a:graphicFrameLocks noChangeAspect="1"/>
+            </wp:cNvGraphicFramePr>
+            <a:graphic>
+              <a:graphicData uri="http://schemas.openxmlformats.org/drawingml/2006/picture">
+                <pic:pic>
+                  <pic:nvPicPr>
+                    <pic:cNvPr id="0" name="academy-story-ai-3-2-03.png"/>
+                    <pic:cNvPicPr/>
+                  </pic:nvPicPr>
+                  <pic:blipFill>
+                    <a:blip r:embed="rId32"/>
+                    <a:stretch>
+                      <a:fillRect/>
+                    </a:stretch>
+                  </pic:blipFill>
+                  <pic:spPr>
+                    <a:xfrm>
+                      <a:off x="0" y="0"/>
+                      <a:ext cx="5486400" cy="3584448"/>
+                    </a:xfrm>
+                    <a:prstGeom prst="rect"/>
+                  </pic:spPr>
+                </pic:pic>
+              </a:graphicData>
+            </a:graphic>
+          </wp:inline>
+        </w:drawing>
+      </w:r>
+    </w:p>
+    <w:p>
+      <w:pPr>
+        <w:spacing w:line="336" w:lineRule="auto" w:after="180"/>
+      </w:pPr>
+      <w:r>
+        <w:rPr>
+          <w:b w:val="0"/>
+        </w:rPr>
+        <w:t>Joint probabilities of the four toy branches. Units: probability. sun→end: 0.22. sun→more: 0.33. rain→end: 0.405. rain→more: 0.045.</w:t>
+      </w:r>
+    </w:p>
+    <w:p>
+      <w:pPr>
+        <w:spacing w:line="336" w:lineRule="auto" w:after="180"/>
+        <w:shd w:fill="F5F1FB"/>
+      </w:pPr>
+      <w:r>
+        <w:rPr>
+          <w:b w:val="0"/>
+        </w:rPr>
+        <w:t>Read the labels and values. Explain the relationship the model shows.</w:t>
+      </w:r>
+    </w:p>
+    <w:p>
+      <w:pPr>
+        <w:pStyle w:val="Heading3"/>
+      </w:pPr>
+      <w:r>
+        <w:t>04. Change one thing. Trace what follows.</w:t>
+      </w:r>
+    </w:p>
+    <w:p>
+      <w:r>
+        <w:drawing>
+          <wp:inline xmlns:a="http://schemas.openxmlformats.org/drawingml/2006/main" xmlns:pic="http://schemas.openxmlformats.org/drawingml/2006/picture">
+            <wp:extent cx="5486400" cy="3179064"/>
+            <wp:docPr id="26" name="Picture 26" descr="Original case: rain→end is the more probable of the two complete end paths. Changed condition: Raise end-given-sun to 0.8 and lower more-given-sun to 0.2. Expected result: sun→end becomes 0.44, beating unchanged rain→end 0.405. Reason: Changing one conditional distribution changes its path products while the first-token probabilities remain fixed."/>
+            <wp:cNvGraphicFramePr>
+              <a:graphicFrameLocks noChangeAspect="1"/>
+            </wp:cNvGraphicFramePr>
+            <a:graphic>
+              <a:graphicData uri="http://schemas.openxmlformats.org/drawingml/2006/picture">
+                <pic:pic>
+                  <pic:nvPicPr>
+                    <pic:cNvPr id="0" name="academy-story-ai-3-2-04.png"/>
+                    <pic:cNvPicPr/>
+                  </pic:nvPicPr>
+                  <pic:blipFill>
+                    <a:blip r:embed="rId33"/>
+                    <a:stretch>
+                      <a:fillRect/>
+                    </a:stretch>
+                  </pic:blipFill>
+                  <pic:spPr>
+                    <a:xfrm>
+                      <a:off x="0" y="0"/>
+                      <a:ext cx="5486400" cy="3179064"/>
+                    </a:xfrm>
+                    <a:prstGeom prst="rect"/>
+                  </pic:spPr>
+                </pic:pic>
+              </a:graphicData>
+            </a:graphic>
+          </wp:inline>
+        </w:drawing>
+      </w:r>
+    </w:p>
+    <w:p>
+      <w:pPr>
+        <w:spacing w:line="336" w:lineRule="auto" w:after="180"/>
+      </w:pPr>
+      <w:r>
+        <w:rPr>
+          <w:b w:val="0"/>
+        </w:rPr>
+        <w:t>Original case: rain→end is the more probable of the two complete end paths. Changed condition: Raise end-given-sun to 0.8 and lower more-given-sun to 0.2.</w:t>
+      </w:r>
+    </w:p>
+    <w:p>
+      <w:pPr>
+        <w:spacing w:line="336" w:lineRule="auto" w:after="180"/>
+      </w:pPr>
+      <w:r>
+        <w:rPr>
+          <w:b w:val="0"/>
+        </w:rPr>
+        <w:t xml:space="preserve">Expected result: sun→end becomes 0.44, beating unchanged rain→end 0.405. Reason: Changing one conditional </w:t>
+      </w:r>
+      <w:r>
+        <w:rPr>
+          <w:b/>
+        </w:rPr>
+        <w:t>distribution</w:t>
+      </w:r>
+      <w:r>
+        <w:rPr>
+          <w:b w:val="0"/>
+        </w:rPr>
+        <w:t xml:space="preserve"> changes its path products while the first-token probabilities remain fixed.</w:t>
+      </w:r>
+    </w:p>
+    <w:p>
+      <w:pPr>
+        <w:spacing w:line="336" w:lineRule="auto" w:after="180"/>
+        <w:shd w:fill="F5F1FB"/>
+      </w:pPr>
+      <w:r>
+        <w:rPr>
+          <w:b w:val="0"/>
+        </w:rPr>
+        <w:t>Predict before checking the worked changed-case result. Name what changed and what the supplied facts allow you to conclude.</w:t>
+      </w:r>
+    </w:p>
+    <w:p>
+      <w:pPr>
+        <w:pStyle w:val="Heading3"/>
+      </w:pPr>
+      <w:r>
+        <w:t>05. Connect the explanation to its limit</w:t>
+      </w:r>
+    </w:p>
+    <w:p>
+      <w:r>
+        <w:drawing>
+          <wp:inline xmlns:a="http://schemas.openxmlformats.org/drawingml/2006/main" xmlns:pic="http://schemas.openxmlformats.org/drawingml/2006/picture">
+            <wp:extent cx="5486400" cy="2834640"/>
+            <wp:docPr id="27" name="Picture 27" descr="Conditional probabilities describe what follows a particular prefix. Multiplying along a path gives its joint probability. The four branch products sum to 1, but the two end paths sum to 0.625 because more branches have not ended. Greedy decoding selects sun then more; it does not guarantee the most likely complete sequence. Limit: These word labels and tiny tables are illustrative; path probability is not a measure of real-world truth."/>
+            <wp:cNvGraphicFramePr>
+              <a:graphicFrameLocks noChangeAspect="1"/>
+            </wp:cNvGraphicFramePr>
+            <a:graphic>
+              <a:graphicData uri="http://schemas.openxmlformats.org/drawingml/2006/picture">
+                <pic:pic>
+                  <pic:nvPicPr>
+                    <pic:cNvPr id="0" name="academy-story-ai-3-2-05.png"/>
+                    <pic:cNvPicPr/>
+                  </pic:nvPicPr>
+                  <pic:blipFill>
+                    <a:blip r:embed="rId34"/>
+                    <a:stretch>
+                      <a:fillRect/>
+                    </a:stretch>
+                  </pic:blipFill>
+                  <pic:spPr>
+                    <a:xfrm>
+                      <a:off x="0" y="0"/>
+                      <a:ext cx="5486400" cy="2834640"/>
+                    </a:xfrm>
+                    <a:prstGeom prst="rect"/>
+                  </pic:spPr>
+                </pic:pic>
+              </a:graphicData>
+            </a:graphic>
+          </wp:inline>
+        </w:drawing>
+      </w:r>
+    </w:p>
+    <w:p>
+      <w:pPr>
+        <w:spacing w:line="336" w:lineRule="auto" w:after="180"/>
+      </w:pPr>
+      <w:r>
+        <w:rPr>
+          <w:b w:val="0"/>
+        </w:rPr>
+        <w:t>Conditional probabilities describe what follows a particular prefix. Multiplying along a path gives its joint probability.</w:t>
+      </w:r>
+    </w:p>
+    <w:p>
+      <w:pPr>
+        <w:spacing w:line="336" w:lineRule="auto" w:after="180"/>
+      </w:pPr>
+      <w:r>
+        <w:rPr>
+          <w:b w:val="0"/>
+        </w:rPr>
+        <w:t>The four branch products sum to 1, but the two end paths sum to 0.625 because more branches have not ended. Greedy decoding selects sun then more; it does not guarantee the most likely complete sequence.</w:t>
+      </w:r>
+    </w:p>
+    <w:p>
+      <w:pPr>
+        <w:spacing w:line="336" w:lineRule="auto" w:after="180"/>
+      </w:pPr>
+      <w:r>
+        <w:rPr>
+          <w:b w:val="0"/>
+        </w:rPr>
+        <w:t>Limit: These word labels and tiny tables are illustrative; path probability is not a measure of real-world truth.</w:t>
+      </w:r>
+    </w:p>
+    <w:p>
+      <w:pPr>
+        <w:spacing w:line="336" w:lineRule="auto" w:after="180"/>
+        <w:shd w:fill="F5F1FB"/>
+      </w:pPr>
+      <w:r>
+        <w:rPr>
+          <w:b w:val="0"/>
+        </w:rPr>
+        <w:t>Explain the case, then point to a limit on the claim.</w:t>
+      </w:r>
+    </w:p>
+    <w:p>
+      <w:pPr>
+        <w:pStyle w:val="Heading3"/>
+      </w:pPr>
+      <w:r>
+        <w:t>06. Make the idea visible in your project</w:t>
+      </w:r>
+    </w:p>
+    <w:p>
+      <w:r>
+        <w:drawing>
+          <wp:inline xmlns:a="http://schemas.openxmlformats.org/drawingml/2006/main" xmlns:pic="http://schemas.openxmlformats.org/drawingml/2006/picture">
+            <wp:extent cx="5486400" cy="3380232"/>
+            <wp:docPr id="28" name="Picture 28" descr="Explain Study Buddy generation as conditional choices, while checking the finished factual claims against sources. Draw your input, deciding step, result and limit. Supported question: Why is 0.625 not a broken probability sum?"/>
+            <wp:cNvGraphicFramePr>
+              <a:graphicFrameLocks noChangeAspect="1"/>
+            </wp:cNvGraphicFramePr>
+            <a:graphic>
+              <a:graphicData uri="http://schemas.openxmlformats.org/drawingml/2006/picture">
+                <pic:pic>
+                  <pic:nvPicPr>
+                    <pic:cNvPr id="0" name="academy-story-ai-3-2-06.png"/>
+                    <pic:cNvPicPr/>
+                  </pic:nvPicPr>
+                  <pic:blipFill>
+                    <a:blip r:embed="rId35"/>
+                    <a:stretch>
+                      <a:fillRect/>
+                    </a:stretch>
+                  </pic:blipFill>
+                  <pic:spPr>
+                    <a:xfrm>
+                      <a:off x="0" y="0"/>
+                      <a:ext cx="5486400" cy="3380232"/>
+                    </a:xfrm>
+                    <a:prstGeom prst="rect"/>
+                  </pic:spPr>
+                </pic:pic>
+              </a:graphicData>
+            </a:graphic>
+          </wp:inline>
+        </w:drawing>
+      </w:r>
+    </w:p>
+    <w:p>
+      <w:pPr>
+        <w:spacing w:line="336" w:lineRule="auto" w:after="180"/>
+        <w:shd w:fill="F5F1FB"/>
+      </w:pPr>
+      <w:r>
+        <w:rPr>
+          <w:b w:val="0"/>
+        </w:rPr>
+        <w:t xml:space="preserve">Explain Study Buddy generation as conditional choices, while checking the finished factual claims against sources. Draw your </w:t>
+      </w:r>
+      <w:r>
+        <w:rPr>
+          <w:b/>
+        </w:rPr>
+        <w:t>input</w:t>
+      </w:r>
+      <w:r>
+        <w:rPr>
+          <w:b w:val="0"/>
+        </w:rPr>
+        <w:t>, deciding step, result and limit.</w:t>
+      </w:r>
+    </w:p>
+    <w:p>
+      <w:pPr>
+        <w:spacing w:line="336" w:lineRule="auto" w:after="180"/>
+        <w:shd w:fill="F5F1FB"/>
+      </w:pPr>
+      <w:r>
+        <w:rPr>
+          <w:b w:val="0"/>
+        </w:rPr>
+        <w:t>Supported question: Why is 0.625 not a broken probability sum?</w:t>
+      </w:r>
+    </w:p>
+    <w:p>
+      <w:pPr>
+        <w:spacing w:line="336" w:lineRule="auto" w:after="180"/>
+        <w:shd w:fill="F5F1FB"/>
+      </w:pPr>
+      <w:r>
+        <w:rPr>
+          <w:b w:val="0"/>
+        </w:rPr>
+        <w:t xml:space="preserve">Draw your project trace and justify the deciding step using </w:t>
+      </w:r>
+      <w:r>
+        <w:rPr>
+          <w:b/>
+        </w:rPr>
+        <w:t>evidence</w:t>
+      </w:r>
+      <w:r>
+        <w:rPr>
+          <w:b w:val="0"/>
+        </w:rPr>
+        <w:t>.</w:t>
       </w:r>
     </w:p>
     <w:sectPr>
